--- a/outputs/tables/TableB1_ablation_ladder.docx
+++ b/outputs/tables/TableB1_ablation_ladder.docx
@@ -17,21 +17,22 @@
         <w:tblLook w:firstColumn="1" w:firstRow="1" w:lastColumn="0" w:lastRow="0" w:noHBand="0" w:noVBand="1" w:val="04A0"/>
       </w:tblPr>
       <w:tblGrid>
-        <w:gridCol w:w="864"/>
-        <w:gridCol w:w="864"/>
-        <w:gridCol w:w="864"/>
-        <w:gridCol w:w="864"/>
-        <w:gridCol w:w="864"/>
-        <w:gridCol w:w="864"/>
-        <w:gridCol w:w="864"/>
-        <w:gridCol w:w="864"/>
-        <w:gridCol w:w="864"/>
-        <w:gridCol w:w="864"/>
+        <w:gridCol w:w="785"/>
+        <w:gridCol w:w="785"/>
+        <w:gridCol w:w="785"/>
+        <w:gridCol w:w="785"/>
+        <w:gridCol w:w="785"/>
+        <w:gridCol w:w="785"/>
+        <w:gridCol w:w="785"/>
+        <w:gridCol w:w="785"/>
+        <w:gridCol w:w="785"/>
+        <w:gridCol w:w="785"/>
+        <w:gridCol w:w="785"/>
       </w:tblGrid>
       <w:tr>
         <w:tc>
           <w:tcPr>
-            <w:tcW w:type="dxa" w:w="864"/>
+            <w:tcW w:type="dxa" w:w="785"/>
           </w:tcPr>
           <w:p>
             <w:r>
@@ -39,13 +40,27 @@
                 <w:rFonts w:ascii="Times New Roman" w:hAnsi="Times New Roman"/>
                 <w:sz w:val="20"/>
               </w:rPr>
-              <w:t>Model</w:t>
+              <w:t>Series</w:t>
             </w:r>
           </w:p>
         </w:tc>
         <w:tc>
           <w:tcPr>
-            <w:tcW w:type="dxa" w:w="864"/>
+            <w:tcW w:type="dxa" w:w="785"/>
+          </w:tcPr>
+          <w:p>
+            <w:r>
+              <w:rPr>
+                <w:rFonts w:ascii="Times New Roman" w:hAnsi="Times New Roman"/>
+                <w:sz w:val="20"/>
+              </w:rPr>
+              <w:t>Rung</w:t>
+            </w:r>
+          </w:p>
+        </w:tc>
+        <w:tc>
+          <w:tcPr>
+            <w:tcW w:type="dxa" w:w="785"/>
           </w:tcPr>
           <w:p>
             <w:r>
@@ -59,7 +74,7 @@
         </w:tc>
         <w:tc>
           <w:tcPr>
-            <w:tcW w:type="dxa" w:w="864"/>
+            <w:tcW w:type="dxa" w:w="785"/>
           </w:tcPr>
           <w:p>
             <w:r>
@@ -73,7 +88,7 @@
         </w:tc>
         <w:tc>
           <w:tcPr>
-            <w:tcW w:type="dxa" w:w="864"/>
+            <w:tcW w:type="dxa" w:w="785"/>
           </w:tcPr>
           <w:p>
             <w:r>
@@ -87,7 +102,7 @@
         </w:tc>
         <w:tc>
           <w:tcPr>
-            <w:tcW w:type="dxa" w:w="864"/>
+            <w:tcW w:type="dxa" w:w="785"/>
           </w:tcPr>
           <w:p>
             <w:r>
@@ -101,7 +116,7 @@
         </w:tc>
         <w:tc>
           <w:tcPr>
-            <w:tcW w:type="dxa" w:w="864"/>
+            <w:tcW w:type="dxa" w:w="785"/>
           </w:tcPr>
           <w:p>
             <w:r>
@@ -115,7 +130,7 @@
         </w:tc>
         <w:tc>
           <w:tcPr>
-            <w:tcW w:type="dxa" w:w="864"/>
+            <w:tcW w:type="dxa" w:w="785"/>
           </w:tcPr>
           <w:p>
             <w:r>
@@ -129,7 +144,7 @@
         </w:tc>
         <w:tc>
           <w:tcPr>
-            <w:tcW w:type="dxa" w:w="864"/>
+            <w:tcW w:type="dxa" w:w="785"/>
           </w:tcPr>
           <w:p>
             <w:r>
@@ -143,7 +158,7 @@
         </w:tc>
         <w:tc>
           <w:tcPr>
-            <w:tcW w:type="dxa" w:w="864"/>
+            <w:tcW w:type="dxa" w:w="785"/>
           </w:tcPr>
           <w:p>
             <w:r>
@@ -157,7 +172,7 @@
         </w:tc>
         <w:tc>
           <w:tcPr>
-            <w:tcW w:type="dxa" w:w="864"/>
+            <w:tcW w:type="dxa" w:w="785"/>
           </w:tcPr>
           <w:p>
             <w:r>
@@ -173,7 +188,7 @@
       <w:tr>
         <w:tc>
           <w:tcPr>
-            <w:tcW w:type="dxa" w:w="864"/>
+            <w:tcW w:type="dxa" w:w="785"/>
           </w:tcPr>
           <w:p>
             <w:r>
@@ -181,13 +196,27 @@
                 <w:rFonts w:ascii="Times New Roman" w:hAnsi="Times New Roman"/>
                 <w:sz w:val="20"/>
               </w:rPr>
-              <w:t>('BTC-USD', '0 — GARCH(1,1)-t (MLE)')</w:t>
+              <w:t>BTC-USD</w:t>
             </w:r>
           </w:p>
         </w:tc>
         <w:tc>
           <w:tcPr>
-            <w:tcW w:type="dxa" w:w="864"/>
+            <w:tcW w:type="dxa" w:w="785"/>
+          </w:tcPr>
+          <w:p>
+            <w:r>
+              <w:rPr>
+                <w:rFonts w:ascii="Times New Roman" w:hAnsi="Times New Roman"/>
+                <w:sz w:val="20"/>
+              </w:rPr>
+              <w:t>0 — GARCH(1,1)-t (MLE)</w:t>
+            </w:r>
+          </w:p>
+        </w:tc>
+        <w:tc>
+          <w:tcPr>
+            <w:tcW w:type="dxa" w:w="785"/>
           </w:tcPr>
           <w:p>
             <w:r>
@@ -201,7 +230,7 @@
         </w:tc>
         <w:tc>
           <w:tcPr>
-            <w:tcW w:type="dxa" w:w="864"/>
+            <w:tcW w:type="dxa" w:w="785"/>
           </w:tcPr>
           <w:p>
             <w:r>
@@ -215,7 +244,7 @@
         </w:tc>
         <w:tc>
           <w:tcPr>
-            <w:tcW w:type="dxa" w:w="864"/>
+            <w:tcW w:type="dxa" w:w="785"/>
           </w:tcPr>
           <w:p>
             <w:r>
@@ -229,7 +258,7 @@
         </w:tc>
         <w:tc>
           <w:tcPr>
-            <w:tcW w:type="dxa" w:w="864"/>
+            <w:tcW w:type="dxa" w:w="785"/>
           </w:tcPr>
           <w:p>
             <w:r>
@@ -243,7 +272,7 @@
         </w:tc>
         <w:tc>
           <w:tcPr>
-            <w:tcW w:type="dxa" w:w="864"/>
+            <w:tcW w:type="dxa" w:w="785"/>
           </w:tcPr>
           <w:p>
             <w:r>
@@ -257,7 +286,7 @@
         </w:tc>
         <w:tc>
           <w:tcPr>
-            <w:tcW w:type="dxa" w:w="864"/>
+            <w:tcW w:type="dxa" w:w="785"/>
           </w:tcPr>
           <w:p>
             <w:r>
@@ -271,7 +300,7 @@
         </w:tc>
         <w:tc>
           <w:tcPr>
-            <w:tcW w:type="dxa" w:w="864"/>
+            <w:tcW w:type="dxa" w:w="785"/>
           </w:tcPr>
           <w:p>
             <w:r>
@@ -285,7 +314,7 @@
         </w:tc>
         <w:tc>
           <w:tcPr>
-            <w:tcW w:type="dxa" w:w="864"/>
+            <w:tcW w:type="dxa" w:w="785"/>
           </w:tcPr>
           <w:p>
             <w:r>
@@ -299,7 +328,7 @@
         </w:tc>
         <w:tc>
           <w:tcPr>
-            <w:tcW w:type="dxa" w:w="864"/>
+            <w:tcW w:type="dxa" w:w="785"/>
           </w:tcPr>
           <w:p>
             <w:r>
@@ -315,7 +344,7 @@
       <w:tr>
         <w:tc>
           <w:tcPr>
-            <w:tcW w:type="dxa" w:w="864"/>
+            <w:tcW w:type="dxa" w:w="785"/>
           </w:tcPr>
           <w:p>
             <w:r>
@@ -323,13 +352,27 @@
                 <w:rFonts w:ascii="Times New Roman" w:hAnsi="Times New Roman"/>
                 <w:sz w:val="20"/>
               </w:rPr>
-              <w:t>('BTC-USD', '1 — Constrained LSTM (pure Student-t MLE)')</w:t>
+              <w:t>BTC-USD</w:t>
             </w:r>
           </w:p>
         </w:tc>
         <w:tc>
           <w:tcPr>
-            <w:tcW w:type="dxa" w:w="864"/>
+            <w:tcW w:type="dxa" w:w="785"/>
+          </w:tcPr>
+          <w:p>
+            <w:r>
+              <w:rPr>
+                <w:rFonts w:ascii="Times New Roman" w:hAnsi="Times New Roman"/>
+                <w:sz w:val="20"/>
+              </w:rPr>
+              <w:t>1 — Constrained LSTM (pure Student-t MLE)</w:t>
+            </w:r>
+          </w:p>
+        </w:tc>
+        <w:tc>
+          <w:tcPr>
+            <w:tcW w:type="dxa" w:w="785"/>
           </w:tcPr>
           <w:p>
             <w:r>
@@ -343,7 +386,7 @@
         </w:tc>
         <w:tc>
           <w:tcPr>
-            <w:tcW w:type="dxa" w:w="864"/>
+            <w:tcW w:type="dxa" w:w="785"/>
           </w:tcPr>
           <w:p>
             <w:r>
@@ -357,7 +400,7 @@
         </w:tc>
         <w:tc>
           <w:tcPr>
-            <w:tcW w:type="dxa" w:w="864"/>
+            <w:tcW w:type="dxa" w:w="785"/>
           </w:tcPr>
           <w:p>
             <w:r>
@@ -371,7 +414,7 @@
         </w:tc>
         <w:tc>
           <w:tcPr>
-            <w:tcW w:type="dxa" w:w="864"/>
+            <w:tcW w:type="dxa" w:w="785"/>
           </w:tcPr>
           <w:p>
             <w:r>
@@ -385,7 +428,7 @@
         </w:tc>
         <w:tc>
           <w:tcPr>
-            <w:tcW w:type="dxa" w:w="864"/>
+            <w:tcW w:type="dxa" w:w="785"/>
           </w:tcPr>
           <w:p>
             <w:r>
@@ -399,7 +442,7 @@
         </w:tc>
         <w:tc>
           <w:tcPr>
-            <w:tcW w:type="dxa" w:w="864"/>
+            <w:tcW w:type="dxa" w:w="785"/>
           </w:tcPr>
           <w:p>
             <w:r>
@@ -413,7 +456,7 @@
         </w:tc>
         <w:tc>
           <w:tcPr>
-            <w:tcW w:type="dxa" w:w="864"/>
+            <w:tcW w:type="dxa" w:w="785"/>
           </w:tcPr>
           <w:p>
             <w:r>
@@ -427,7 +470,7 @@
         </w:tc>
         <w:tc>
           <w:tcPr>
-            <w:tcW w:type="dxa" w:w="864"/>
+            <w:tcW w:type="dxa" w:w="785"/>
           </w:tcPr>
           <w:p>
             <w:r>
@@ -441,7 +484,7 @@
         </w:tc>
         <w:tc>
           <w:tcPr>
-            <w:tcW w:type="dxa" w:w="864"/>
+            <w:tcW w:type="dxa" w:w="785"/>
           </w:tcPr>
           <w:p>
             <w:r>
@@ -457,7 +500,7 @@
       <w:tr>
         <w:tc>
           <w:tcPr>
-            <w:tcW w:type="dxa" w:w="864"/>
+            <w:tcW w:type="dxa" w:w="785"/>
           </w:tcPr>
           <w:p>
             <w:r>
@@ -465,13 +508,27 @@
                 <w:rFonts w:ascii="Times New Roman" w:hAnsi="Times New Roman"/>
                 <w:sz w:val="20"/>
               </w:rPr>
-              <w:t>('BTC-USD', '2 — LSTM-SSE (free gates, SSE loss)')</w:t>
+              <w:t>BTC-USD</w:t>
             </w:r>
           </w:p>
         </w:tc>
         <w:tc>
           <w:tcPr>
-            <w:tcW w:type="dxa" w:w="864"/>
+            <w:tcW w:type="dxa" w:w="785"/>
+          </w:tcPr>
+          <w:p>
+            <w:r>
+              <w:rPr>
+                <w:rFonts w:ascii="Times New Roman" w:hAnsi="Times New Roman"/>
+                <w:sz w:val="20"/>
+              </w:rPr>
+              <w:t>2 — LSTM-SSE (free gates, SSE loss)</w:t>
+            </w:r>
+          </w:p>
+        </w:tc>
+        <w:tc>
+          <w:tcPr>
+            <w:tcW w:type="dxa" w:w="785"/>
           </w:tcPr>
           <w:p>
             <w:r>
@@ -485,7 +542,7 @@
         </w:tc>
         <w:tc>
           <w:tcPr>
-            <w:tcW w:type="dxa" w:w="864"/>
+            <w:tcW w:type="dxa" w:w="785"/>
           </w:tcPr>
           <w:p>
             <w:r>
@@ -499,7 +556,7 @@
         </w:tc>
         <w:tc>
           <w:tcPr>
-            <w:tcW w:type="dxa" w:w="864"/>
+            <w:tcW w:type="dxa" w:w="785"/>
           </w:tcPr>
           <w:p>
             <w:r>
@@ -513,7 +570,7 @@
         </w:tc>
         <w:tc>
           <w:tcPr>
-            <w:tcW w:type="dxa" w:w="864"/>
+            <w:tcW w:type="dxa" w:w="785"/>
           </w:tcPr>
           <w:p>
             <w:r>
@@ -527,7 +584,7 @@
         </w:tc>
         <w:tc>
           <w:tcPr>
-            <w:tcW w:type="dxa" w:w="864"/>
+            <w:tcW w:type="dxa" w:w="785"/>
           </w:tcPr>
           <w:p>
             <w:r>
@@ -541,7 +598,7 @@
         </w:tc>
         <w:tc>
           <w:tcPr>
-            <w:tcW w:type="dxa" w:w="864"/>
+            <w:tcW w:type="dxa" w:w="785"/>
           </w:tcPr>
           <w:p>
             <w:r>
@@ -555,7 +612,7 @@
         </w:tc>
         <w:tc>
           <w:tcPr>
-            <w:tcW w:type="dxa" w:w="864"/>
+            <w:tcW w:type="dxa" w:w="785"/>
           </w:tcPr>
           <w:p>
             <w:r>
@@ -563,13 +620,13 @@
                 <w:rFonts w:ascii="Times New Roman" w:hAnsi="Times New Roman"/>
                 <w:sz w:val="20"/>
               </w:rPr>
-              <w:t>—</w:t>
+              <w:t>2.5140</w:t>
             </w:r>
           </w:p>
         </w:tc>
         <w:tc>
           <w:tcPr>
-            <w:tcW w:type="dxa" w:w="864"/>
+            <w:tcW w:type="dxa" w:w="785"/>
           </w:tcPr>
           <w:p>
             <w:r>
@@ -577,13 +634,13 @@
                 <w:rFonts w:ascii="Times New Roman" w:hAnsi="Times New Roman"/>
                 <w:sz w:val="20"/>
               </w:rPr>
-              <w:t>—</w:t>
+              <w:t>-2.1230</w:t>
             </w:r>
           </w:p>
         </w:tc>
         <w:tc>
           <w:tcPr>
-            <w:tcW w:type="dxa" w:w="864"/>
+            <w:tcW w:type="dxa" w:w="785"/>
           </w:tcPr>
           <w:p>
             <w:r>
@@ -599,7 +656,7 @@
       <w:tr>
         <w:tc>
           <w:tcPr>
-            <w:tcW w:type="dxa" w:w="864"/>
+            <w:tcW w:type="dxa" w:w="785"/>
           </w:tcPr>
           <w:p>
             <w:r>
@@ -607,13 +664,27 @@
                 <w:rFonts w:ascii="Times New Roman" w:hAnsi="Times New Roman"/>
                 <w:sz w:val="20"/>
               </w:rPr>
-              <w:t>('BTC-USD', '3 — LSTM-SSE-t-Student (proposed)')</w:t>
+              <w:t>BTC-USD</w:t>
             </w:r>
           </w:p>
         </w:tc>
         <w:tc>
           <w:tcPr>
-            <w:tcW w:type="dxa" w:w="864"/>
+            <w:tcW w:type="dxa" w:w="785"/>
+          </w:tcPr>
+          <w:p>
+            <w:r>
+              <w:rPr>
+                <w:rFonts w:ascii="Times New Roman" w:hAnsi="Times New Roman"/>
+                <w:sz w:val="20"/>
+              </w:rPr>
+              <w:t>3 — LSTM-SSE-t-Student (proposed)</w:t>
+            </w:r>
+          </w:p>
+        </w:tc>
+        <w:tc>
+          <w:tcPr>
+            <w:tcW w:type="dxa" w:w="785"/>
           </w:tcPr>
           <w:p>
             <w:r>
@@ -627,7 +698,7 @@
         </w:tc>
         <w:tc>
           <w:tcPr>
-            <w:tcW w:type="dxa" w:w="864"/>
+            <w:tcW w:type="dxa" w:w="785"/>
           </w:tcPr>
           <w:p>
             <w:r>
@@ -641,7 +712,7 @@
         </w:tc>
         <w:tc>
           <w:tcPr>
-            <w:tcW w:type="dxa" w:w="864"/>
+            <w:tcW w:type="dxa" w:w="785"/>
           </w:tcPr>
           <w:p>
             <w:r>
@@ -655,7 +726,7 @@
         </w:tc>
         <w:tc>
           <w:tcPr>
-            <w:tcW w:type="dxa" w:w="864"/>
+            <w:tcW w:type="dxa" w:w="785"/>
           </w:tcPr>
           <w:p>
             <w:r>
@@ -669,7 +740,7 @@
         </w:tc>
         <w:tc>
           <w:tcPr>
-            <w:tcW w:type="dxa" w:w="864"/>
+            <w:tcW w:type="dxa" w:w="785"/>
           </w:tcPr>
           <w:p>
             <w:r>
@@ -683,7 +754,7 @@
         </w:tc>
         <w:tc>
           <w:tcPr>
-            <w:tcW w:type="dxa" w:w="864"/>
+            <w:tcW w:type="dxa" w:w="785"/>
           </w:tcPr>
           <w:p>
             <w:r>
@@ -697,7 +768,7 @@
         </w:tc>
         <w:tc>
           <w:tcPr>
-            <w:tcW w:type="dxa" w:w="864"/>
+            <w:tcW w:type="dxa" w:w="785"/>
           </w:tcPr>
           <w:p>
             <w:r>
@@ -705,13 +776,13 @@
                 <w:rFonts w:ascii="Times New Roman" w:hAnsi="Times New Roman"/>
                 <w:sz w:val="20"/>
               </w:rPr>
-              <w:t>2.6368</w:t>
+              <w:t>2.6084</w:t>
             </w:r>
           </w:p>
         </w:tc>
         <w:tc>
           <w:tcPr>
-            <w:tcW w:type="dxa" w:w="864"/>
+            <w:tcW w:type="dxa" w:w="785"/>
           </w:tcPr>
           <w:p>
             <w:r>
@@ -719,13 +790,13 @@
                 <w:rFonts w:ascii="Times New Roman" w:hAnsi="Times New Roman"/>
                 <w:sz w:val="20"/>
               </w:rPr>
-              <w:t>-2.1520</w:t>
+              <w:t>-2.1556</w:t>
             </w:r>
           </w:p>
         </w:tc>
         <w:tc>
           <w:tcPr>
-            <w:tcW w:type="dxa" w:w="864"/>
+            <w:tcW w:type="dxa" w:w="785"/>
           </w:tcPr>
           <w:p>
             <w:r>
@@ -741,7 +812,7 @@
       <w:tr>
         <w:tc>
           <w:tcPr>
-            <w:tcW w:type="dxa" w:w="864"/>
+            <w:tcW w:type="dxa" w:w="785"/>
           </w:tcPr>
           <w:p>
             <w:r>
@@ -749,13 +820,27 @@
                 <w:rFonts w:ascii="Times New Roman" w:hAnsi="Times New Roman"/>
                 <w:sz w:val="20"/>
               </w:rPr>
-              <w:t>('ETH-USD', '0 — GARCH(1,1)-t (MLE)')</w:t>
+              <w:t>ETH-USD</w:t>
             </w:r>
           </w:p>
         </w:tc>
         <w:tc>
           <w:tcPr>
-            <w:tcW w:type="dxa" w:w="864"/>
+            <w:tcW w:type="dxa" w:w="785"/>
+          </w:tcPr>
+          <w:p>
+            <w:r>
+              <w:rPr>
+                <w:rFonts w:ascii="Times New Roman" w:hAnsi="Times New Roman"/>
+                <w:sz w:val="20"/>
+              </w:rPr>
+              <w:t>0 — GARCH(1,1)-t (MLE)</w:t>
+            </w:r>
+          </w:p>
+        </w:tc>
+        <w:tc>
+          <w:tcPr>
+            <w:tcW w:type="dxa" w:w="785"/>
           </w:tcPr>
           <w:p>
             <w:r>
@@ -769,7 +854,7 @@
         </w:tc>
         <w:tc>
           <w:tcPr>
-            <w:tcW w:type="dxa" w:w="864"/>
+            <w:tcW w:type="dxa" w:w="785"/>
           </w:tcPr>
           <w:p>
             <w:r>
@@ -783,7 +868,7 @@
         </w:tc>
         <w:tc>
           <w:tcPr>
-            <w:tcW w:type="dxa" w:w="864"/>
+            <w:tcW w:type="dxa" w:w="785"/>
           </w:tcPr>
           <w:p>
             <w:r>
@@ -797,7 +882,7 @@
         </w:tc>
         <w:tc>
           <w:tcPr>
-            <w:tcW w:type="dxa" w:w="864"/>
+            <w:tcW w:type="dxa" w:w="785"/>
           </w:tcPr>
           <w:p>
             <w:r>
@@ -811,7 +896,7 @@
         </w:tc>
         <w:tc>
           <w:tcPr>
-            <w:tcW w:type="dxa" w:w="864"/>
+            <w:tcW w:type="dxa" w:w="785"/>
           </w:tcPr>
           <w:p>
             <w:r>
@@ -825,7 +910,7 @@
         </w:tc>
         <w:tc>
           <w:tcPr>
-            <w:tcW w:type="dxa" w:w="864"/>
+            <w:tcW w:type="dxa" w:w="785"/>
           </w:tcPr>
           <w:p>
             <w:r>
@@ -839,7 +924,7 @@
         </w:tc>
         <w:tc>
           <w:tcPr>
-            <w:tcW w:type="dxa" w:w="864"/>
+            <w:tcW w:type="dxa" w:w="785"/>
           </w:tcPr>
           <w:p>
             <w:r>
@@ -853,7 +938,7 @@
         </w:tc>
         <w:tc>
           <w:tcPr>
-            <w:tcW w:type="dxa" w:w="864"/>
+            <w:tcW w:type="dxa" w:w="785"/>
           </w:tcPr>
           <w:p>
             <w:r>
@@ -867,7 +952,7 @@
         </w:tc>
         <w:tc>
           <w:tcPr>
-            <w:tcW w:type="dxa" w:w="864"/>
+            <w:tcW w:type="dxa" w:w="785"/>
           </w:tcPr>
           <w:p>
             <w:r>
@@ -883,7 +968,7 @@
       <w:tr>
         <w:tc>
           <w:tcPr>
-            <w:tcW w:type="dxa" w:w="864"/>
+            <w:tcW w:type="dxa" w:w="785"/>
           </w:tcPr>
           <w:p>
             <w:r>
@@ -891,13 +976,27 @@
                 <w:rFonts w:ascii="Times New Roman" w:hAnsi="Times New Roman"/>
                 <w:sz w:val="20"/>
               </w:rPr>
-              <w:t>('ETH-USD', '1 — Constrained LSTM (pure Student-t MLE)')</w:t>
+              <w:t>ETH-USD</w:t>
             </w:r>
           </w:p>
         </w:tc>
         <w:tc>
           <w:tcPr>
-            <w:tcW w:type="dxa" w:w="864"/>
+            <w:tcW w:type="dxa" w:w="785"/>
+          </w:tcPr>
+          <w:p>
+            <w:r>
+              <w:rPr>
+                <w:rFonts w:ascii="Times New Roman" w:hAnsi="Times New Roman"/>
+                <w:sz w:val="20"/>
+              </w:rPr>
+              <w:t>1 — Constrained LSTM (pure Student-t MLE)</w:t>
+            </w:r>
+          </w:p>
+        </w:tc>
+        <w:tc>
+          <w:tcPr>
+            <w:tcW w:type="dxa" w:w="785"/>
           </w:tcPr>
           <w:p>
             <w:r>
@@ -911,7 +1010,7 @@
         </w:tc>
         <w:tc>
           <w:tcPr>
-            <w:tcW w:type="dxa" w:w="864"/>
+            <w:tcW w:type="dxa" w:w="785"/>
           </w:tcPr>
           <w:p>
             <w:r>
@@ -925,7 +1024,7 @@
         </w:tc>
         <w:tc>
           <w:tcPr>
-            <w:tcW w:type="dxa" w:w="864"/>
+            <w:tcW w:type="dxa" w:w="785"/>
           </w:tcPr>
           <w:p>
             <w:r>
@@ -939,7 +1038,7 @@
         </w:tc>
         <w:tc>
           <w:tcPr>
-            <w:tcW w:type="dxa" w:w="864"/>
+            <w:tcW w:type="dxa" w:w="785"/>
           </w:tcPr>
           <w:p>
             <w:r>
@@ -953,7 +1052,7 @@
         </w:tc>
         <w:tc>
           <w:tcPr>
-            <w:tcW w:type="dxa" w:w="864"/>
+            <w:tcW w:type="dxa" w:w="785"/>
           </w:tcPr>
           <w:p>
             <w:r>
@@ -967,7 +1066,7 @@
         </w:tc>
         <w:tc>
           <w:tcPr>
-            <w:tcW w:type="dxa" w:w="864"/>
+            <w:tcW w:type="dxa" w:w="785"/>
           </w:tcPr>
           <w:p>
             <w:r>
@@ -981,7 +1080,7 @@
         </w:tc>
         <w:tc>
           <w:tcPr>
-            <w:tcW w:type="dxa" w:w="864"/>
+            <w:tcW w:type="dxa" w:w="785"/>
           </w:tcPr>
           <w:p>
             <w:r>
@@ -995,7 +1094,7 @@
         </w:tc>
         <w:tc>
           <w:tcPr>
-            <w:tcW w:type="dxa" w:w="864"/>
+            <w:tcW w:type="dxa" w:w="785"/>
           </w:tcPr>
           <w:p>
             <w:r>
@@ -1009,7 +1108,7 @@
         </w:tc>
         <w:tc>
           <w:tcPr>
-            <w:tcW w:type="dxa" w:w="864"/>
+            <w:tcW w:type="dxa" w:w="785"/>
           </w:tcPr>
           <w:p>
             <w:r>
@@ -1025,7 +1124,7 @@
       <w:tr>
         <w:tc>
           <w:tcPr>
-            <w:tcW w:type="dxa" w:w="864"/>
+            <w:tcW w:type="dxa" w:w="785"/>
           </w:tcPr>
           <w:p>
             <w:r>
@@ -1033,13 +1132,27 @@
                 <w:rFonts w:ascii="Times New Roman" w:hAnsi="Times New Roman"/>
                 <w:sz w:val="20"/>
               </w:rPr>
-              <w:t>('ETH-USD', '2 — LSTM-SSE (free gates, SSE loss)')</w:t>
+              <w:t>ETH-USD</w:t>
             </w:r>
           </w:p>
         </w:tc>
         <w:tc>
           <w:tcPr>
-            <w:tcW w:type="dxa" w:w="864"/>
+            <w:tcW w:type="dxa" w:w="785"/>
+          </w:tcPr>
+          <w:p>
+            <w:r>
+              <w:rPr>
+                <w:rFonts w:ascii="Times New Roman" w:hAnsi="Times New Roman"/>
+                <w:sz w:val="20"/>
+              </w:rPr>
+              <w:t>2 — LSTM-SSE (free gates, SSE loss)</w:t>
+            </w:r>
+          </w:p>
+        </w:tc>
+        <w:tc>
+          <w:tcPr>
+            <w:tcW w:type="dxa" w:w="785"/>
           </w:tcPr>
           <w:p>
             <w:r>
@@ -1053,7 +1166,7 @@
         </w:tc>
         <w:tc>
           <w:tcPr>
-            <w:tcW w:type="dxa" w:w="864"/>
+            <w:tcW w:type="dxa" w:w="785"/>
           </w:tcPr>
           <w:p>
             <w:r>
@@ -1067,7 +1180,7 @@
         </w:tc>
         <w:tc>
           <w:tcPr>
-            <w:tcW w:type="dxa" w:w="864"/>
+            <w:tcW w:type="dxa" w:w="785"/>
           </w:tcPr>
           <w:p>
             <w:r>
@@ -1081,7 +1194,7 @@
         </w:tc>
         <w:tc>
           <w:tcPr>
-            <w:tcW w:type="dxa" w:w="864"/>
+            <w:tcW w:type="dxa" w:w="785"/>
           </w:tcPr>
           <w:p>
             <w:r>
@@ -1095,7 +1208,7 @@
         </w:tc>
         <w:tc>
           <w:tcPr>
-            <w:tcW w:type="dxa" w:w="864"/>
+            <w:tcW w:type="dxa" w:w="785"/>
           </w:tcPr>
           <w:p>
             <w:r>
@@ -1109,7 +1222,7 @@
         </w:tc>
         <w:tc>
           <w:tcPr>
-            <w:tcW w:type="dxa" w:w="864"/>
+            <w:tcW w:type="dxa" w:w="785"/>
           </w:tcPr>
           <w:p>
             <w:r>
@@ -1123,7 +1236,7 @@
         </w:tc>
         <w:tc>
           <w:tcPr>
-            <w:tcW w:type="dxa" w:w="864"/>
+            <w:tcW w:type="dxa" w:w="785"/>
           </w:tcPr>
           <w:p>
             <w:r>
@@ -1131,13 +1244,13 @@
                 <w:rFonts w:ascii="Times New Roman" w:hAnsi="Times New Roman"/>
                 <w:sz w:val="20"/>
               </w:rPr>
-              <w:t>—</w:t>
+              <w:t>3.4900</w:t>
             </w:r>
           </w:p>
         </w:tc>
         <w:tc>
           <w:tcPr>
-            <w:tcW w:type="dxa" w:w="864"/>
+            <w:tcW w:type="dxa" w:w="785"/>
           </w:tcPr>
           <w:p>
             <w:r>
@@ -1145,13 +1258,13 @@
                 <w:rFonts w:ascii="Times New Roman" w:hAnsi="Times New Roman"/>
                 <w:sz w:val="20"/>
               </w:rPr>
-              <w:t>—</w:t>
+              <w:t>-2.6101</w:t>
             </w:r>
           </w:p>
         </w:tc>
         <w:tc>
           <w:tcPr>
-            <w:tcW w:type="dxa" w:w="864"/>
+            <w:tcW w:type="dxa" w:w="785"/>
           </w:tcPr>
           <w:p>
             <w:r>
@@ -1167,7 +1280,7 @@
       <w:tr>
         <w:tc>
           <w:tcPr>
-            <w:tcW w:type="dxa" w:w="864"/>
+            <w:tcW w:type="dxa" w:w="785"/>
           </w:tcPr>
           <w:p>
             <w:r>
@@ -1175,13 +1288,27 @@
                 <w:rFonts w:ascii="Times New Roman" w:hAnsi="Times New Roman"/>
                 <w:sz w:val="20"/>
               </w:rPr>
-              <w:t>('ETH-USD', '3 — LSTM-SSE-t-Student (proposed)')</w:t>
+              <w:t>ETH-USD</w:t>
             </w:r>
           </w:p>
         </w:tc>
         <w:tc>
           <w:tcPr>
-            <w:tcW w:type="dxa" w:w="864"/>
+            <w:tcW w:type="dxa" w:w="785"/>
+          </w:tcPr>
+          <w:p>
+            <w:r>
+              <w:rPr>
+                <w:rFonts w:ascii="Times New Roman" w:hAnsi="Times New Roman"/>
+                <w:sz w:val="20"/>
+              </w:rPr>
+              <w:t>3 — LSTM-SSE-t-Student (proposed)</w:t>
+            </w:r>
+          </w:p>
+        </w:tc>
+        <w:tc>
+          <w:tcPr>
+            <w:tcW w:type="dxa" w:w="785"/>
           </w:tcPr>
           <w:p>
             <w:r>
@@ -1195,7 +1322,7 @@
         </w:tc>
         <w:tc>
           <w:tcPr>
-            <w:tcW w:type="dxa" w:w="864"/>
+            <w:tcW w:type="dxa" w:w="785"/>
           </w:tcPr>
           <w:p>
             <w:r>
@@ -1209,7 +1336,7 @@
         </w:tc>
         <w:tc>
           <w:tcPr>
-            <w:tcW w:type="dxa" w:w="864"/>
+            <w:tcW w:type="dxa" w:w="785"/>
           </w:tcPr>
           <w:p>
             <w:r>
@@ -1223,7 +1350,7 @@
         </w:tc>
         <w:tc>
           <w:tcPr>
-            <w:tcW w:type="dxa" w:w="864"/>
+            <w:tcW w:type="dxa" w:w="785"/>
           </w:tcPr>
           <w:p>
             <w:r>
@@ -1237,7 +1364,7 @@
         </w:tc>
         <w:tc>
           <w:tcPr>
-            <w:tcW w:type="dxa" w:w="864"/>
+            <w:tcW w:type="dxa" w:w="785"/>
           </w:tcPr>
           <w:p>
             <w:r>
@@ -1251,7 +1378,7 @@
         </w:tc>
         <w:tc>
           <w:tcPr>
-            <w:tcW w:type="dxa" w:w="864"/>
+            <w:tcW w:type="dxa" w:w="785"/>
           </w:tcPr>
           <w:p>
             <w:r>
@@ -1265,7 +1392,7 @@
         </w:tc>
         <w:tc>
           <w:tcPr>
-            <w:tcW w:type="dxa" w:w="864"/>
+            <w:tcW w:type="dxa" w:w="785"/>
           </w:tcPr>
           <w:p>
             <w:r>
@@ -1273,13 +1400,13 @@
                 <w:rFonts w:ascii="Times New Roman" w:hAnsi="Times New Roman"/>
                 <w:sz w:val="20"/>
               </w:rPr>
-              <w:t>3.5435</w:t>
+              <w:t>3.4821</w:t>
             </w:r>
           </w:p>
         </w:tc>
         <w:tc>
           <w:tcPr>
-            <w:tcW w:type="dxa" w:w="864"/>
+            <w:tcW w:type="dxa" w:w="785"/>
           </w:tcPr>
           <w:p>
             <w:r>
@@ -1287,13 +1414,13 @@
                 <w:rFonts w:ascii="Times New Roman" w:hAnsi="Times New Roman"/>
                 <w:sz w:val="20"/>
               </w:rPr>
-              <w:t>-2.6228</w:t>
+              <w:t>-2.6087</w:t>
             </w:r>
           </w:p>
         </w:tc>
         <w:tc>
           <w:tcPr>
-            <w:tcW w:type="dxa" w:w="864"/>
+            <w:tcW w:type="dxa" w:w="785"/>
           </w:tcPr>
           <w:p>
             <w:r>
@@ -1309,7 +1436,7 @@
       <w:tr>
         <w:tc>
           <w:tcPr>
-            <w:tcW w:type="dxa" w:w="864"/>
+            <w:tcW w:type="dxa" w:w="785"/>
           </w:tcPr>
           <w:p>
             <w:r>
@@ -1317,13 +1444,27 @@
                 <w:rFonts w:ascii="Times New Roman" w:hAnsi="Times New Roman"/>
                 <w:sz w:val="20"/>
               </w:rPr>
-              <w:t>('DJIA', '0 — GARCH(1,1)-t (MLE)')</w:t>
+              <w:t>DJIA</w:t>
             </w:r>
           </w:p>
         </w:tc>
         <w:tc>
           <w:tcPr>
-            <w:tcW w:type="dxa" w:w="864"/>
+            <w:tcW w:type="dxa" w:w="785"/>
+          </w:tcPr>
+          <w:p>
+            <w:r>
+              <w:rPr>
+                <w:rFonts w:ascii="Times New Roman" w:hAnsi="Times New Roman"/>
+                <w:sz w:val="20"/>
+              </w:rPr>
+              <w:t>0 — GARCH(1,1)-t (MLE)</w:t>
+            </w:r>
+          </w:p>
+        </w:tc>
+        <w:tc>
+          <w:tcPr>
+            <w:tcW w:type="dxa" w:w="785"/>
           </w:tcPr>
           <w:p>
             <w:r>
@@ -1337,7 +1478,7 @@
         </w:tc>
         <w:tc>
           <w:tcPr>
-            <w:tcW w:type="dxa" w:w="864"/>
+            <w:tcW w:type="dxa" w:w="785"/>
           </w:tcPr>
           <w:p>
             <w:r>
@@ -1351,7 +1492,7 @@
         </w:tc>
         <w:tc>
           <w:tcPr>
-            <w:tcW w:type="dxa" w:w="864"/>
+            <w:tcW w:type="dxa" w:w="785"/>
           </w:tcPr>
           <w:p>
             <w:r>
@@ -1365,7 +1506,7 @@
         </w:tc>
         <w:tc>
           <w:tcPr>
-            <w:tcW w:type="dxa" w:w="864"/>
+            <w:tcW w:type="dxa" w:w="785"/>
           </w:tcPr>
           <w:p>
             <w:r>
@@ -1379,7 +1520,7 @@
         </w:tc>
         <w:tc>
           <w:tcPr>
-            <w:tcW w:type="dxa" w:w="864"/>
+            <w:tcW w:type="dxa" w:w="785"/>
           </w:tcPr>
           <w:p>
             <w:r>
@@ -1393,7 +1534,7 @@
         </w:tc>
         <w:tc>
           <w:tcPr>
-            <w:tcW w:type="dxa" w:w="864"/>
+            <w:tcW w:type="dxa" w:w="785"/>
           </w:tcPr>
           <w:p>
             <w:r>
@@ -1407,7 +1548,7 @@
         </w:tc>
         <w:tc>
           <w:tcPr>
-            <w:tcW w:type="dxa" w:w="864"/>
+            <w:tcW w:type="dxa" w:w="785"/>
           </w:tcPr>
           <w:p>
             <w:r>
@@ -1421,7 +1562,7 @@
         </w:tc>
         <w:tc>
           <w:tcPr>
-            <w:tcW w:type="dxa" w:w="864"/>
+            <w:tcW w:type="dxa" w:w="785"/>
           </w:tcPr>
           <w:p>
             <w:r>
@@ -1435,7 +1576,7 @@
         </w:tc>
         <w:tc>
           <w:tcPr>
-            <w:tcW w:type="dxa" w:w="864"/>
+            <w:tcW w:type="dxa" w:w="785"/>
           </w:tcPr>
           <w:p>
             <w:r>
@@ -1451,7 +1592,7 @@
       <w:tr>
         <w:tc>
           <w:tcPr>
-            <w:tcW w:type="dxa" w:w="864"/>
+            <w:tcW w:type="dxa" w:w="785"/>
           </w:tcPr>
           <w:p>
             <w:r>
@@ -1459,13 +1600,27 @@
                 <w:rFonts w:ascii="Times New Roman" w:hAnsi="Times New Roman"/>
                 <w:sz w:val="20"/>
               </w:rPr>
-              <w:t>('DJIA', '1 — Constrained LSTM (pure Student-t MLE)')</w:t>
+              <w:t>DJIA</w:t>
             </w:r>
           </w:p>
         </w:tc>
         <w:tc>
           <w:tcPr>
-            <w:tcW w:type="dxa" w:w="864"/>
+            <w:tcW w:type="dxa" w:w="785"/>
+          </w:tcPr>
+          <w:p>
+            <w:r>
+              <w:rPr>
+                <w:rFonts w:ascii="Times New Roman" w:hAnsi="Times New Roman"/>
+                <w:sz w:val="20"/>
+              </w:rPr>
+              <w:t>1 — Constrained LSTM (pure Student-t MLE)</w:t>
+            </w:r>
+          </w:p>
+        </w:tc>
+        <w:tc>
+          <w:tcPr>
+            <w:tcW w:type="dxa" w:w="785"/>
           </w:tcPr>
           <w:p>
             <w:r>
@@ -1479,7 +1634,7 @@
         </w:tc>
         <w:tc>
           <w:tcPr>
-            <w:tcW w:type="dxa" w:w="864"/>
+            <w:tcW w:type="dxa" w:w="785"/>
           </w:tcPr>
           <w:p>
             <w:r>
@@ -1493,7 +1648,7 @@
         </w:tc>
         <w:tc>
           <w:tcPr>
-            <w:tcW w:type="dxa" w:w="864"/>
+            <w:tcW w:type="dxa" w:w="785"/>
           </w:tcPr>
           <w:p>
             <w:r>
@@ -1507,7 +1662,7 @@
         </w:tc>
         <w:tc>
           <w:tcPr>
-            <w:tcW w:type="dxa" w:w="864"/>
+            <w:tcW w:type="dxa" w:w="785"/>
           </w:tcPr>
           <w:p>
             <w:r>
@@ -1521,7 +1676,7 @@
         </w:tc>
         <w:tc>
           <w:tcPr>
-            <w:tcW w:type="dxa" w:w="864"/>
+            <w:tcW w:type="dxa" w:w="785"/>
           </w:tcPr>
           <w:p>
             <w:r>
@@ -1535,7 +1690,7 @@
         </w:tc>
         <w:tc>
           <w:tcPr>
-            <w:tcW w:type="dxa" w:w="864"/>
+            <w:tcW w:type="dxa" w:w="785"/>
           </w:tcPr>
           <w:p>
             <w:r>
@@ -1549,7 +1704,7 @@
         </w:tc>
         <w:tc>
           <w:tcPr>
-            <w:tcW w:type="dxa" w:w="864"/>
+            <w:tcW w:type="dxa" w:w="785"/>
           </w:tcPr>
           <w:p>
             <w:r>
@@ -1563,7 +1718,7 @@
         </w:tc>
         <w:tc>
           <w:tcPr>
-            <w:tcW w:type="dxa" w:w="864"/>
+            <w:tcW w:type="dxa" w:w="785"/>
           </w:tcPr>
           <w:p>
             <w:r>
@@ -1577,7 +1732,7 @@
         </w:tc>
         <w:tc>
           <w:tcPr>
-            <w:tcW w:type="dxa" w:w="864"/>
+            <w:tcW w:type="dxa" w:w="785"/>
           </w:tcPr>
           <w:p>
             <w:r>
@@ -1593,7 +1748,7 @@
       <w:tr>
         <w:tc>
           <w:tcPr>
-            <w:tcW w:type="dxa" w:w="864"/>
+            <w:tcW w:type="dxa" w:w="785"/>
           </w:tcPr>
           <w:p>
             <w:r>
@@ -1601,13 +1756,27 @@
                 <w:rFonts w:ascii="Times New Roman" w:hAnsi="Times New Roman"/>
                 <w:sz w:val="20"/>
               </w:rPr>
-              <w:t>('DJIA', '2 — LSTM-SSE (free gates, SSE loss)')</w:t>
+              <w:t>DJIA</w:t>
             </w:r>
           </w:p>
         </w:tc>
         <w:tc>
           <w:tcPr>
-            <w:tcW w:type="dxa" w:w="864"/>
+            <w:tcW w:type="dxa" w:w="785"/>
+          </w:tcPr>
+          <w:p>
+            <w:r>
+              <w:rPr>
+                <w:rFonts w:ascii="Times New Roman" w:hAnsi="Times New Roman"/>
+                <w:sz w:val="20"/>
+              </w:rPr>
+              <w:t>2 — LSTM-SSE (free gates, SSE loss)</w:t>
+            </w:r>
+          </w:p>
+        </w:tc>
+        <w:tc>
+          <w:tcPr>
+            <w:tcW w:type="dxa" w:w="785"/>
           </w:tcPr>
           <w:p>
             <w:r>
@@ -1621,7 +1790,7 @@
         </w:tc>
         <w:tc>
           <w:tcPr>
-            <w:tcW w:type="dxa" w:w="864"/>
+            <w:tcW w:type="dxa" w:w="785"/>
           </w:tcPr>
           <w:p>
             <w:r>
@@ -1635,7 +1804,7 @@
         </w:tc>
         <w:tc>
           <w:tcPr>
-            <w:tcW w:type="dxa" w:w="864"/>
+            <w:tcW w:type="dxa" w:w="785"/>
           </w:tcPr>
           <w:p>
             <w:r>
@@ -1649,7 +1818,7 @@
         </w:tc>
         <w:tc>
           <w:tcPr>
-            <w:tcW w:type="dxa" w:w="864"/>
+            <w:tcW w:type="dxa" w:w="785"/>
           </w:tcPr>
           <w:p>
             <w:r>
@@ -1663,7 +1832,7 @@
         </w:tc>
         <w:tc>
           <w:tcPr>
-            <w:tcW w:type="dxa" w:w="864"/>
+            <w:tcW w:type="dxa" w:w="785"/>
           </w:tcPr>
           <w:p>
             <w:r>
@@ -1677,7 +1846,7 @@
         </w:tc>
         <w:tc>
           <w:tcPr>
-            <w:tcW w:type="dxa" w:w="864"/>
+            <w:tcW w:type="dxa" w:w="785"/>
           </w:tcPr>
           <w:p>
             <w:r>
@@ -1691,7 +1860,7 @@
         </w:tc>
         <w:tc>
           <w:tcPr>
-            <w:tcW w:type="dxa" w:w="864"/>
+            <w:tcW w:type="dxa" w:w="785"/>
           </w:tcPr>
           <w:p>
             <w:r>
@@ -1699,13 +1868,13 @@
                 <w:rFonts w:ascii="Times New Roman" w:hAnsi="Times New Roman"/>
                 <w:sz w:val="20"/>
               </w:rPr>
-              <w:t>—</w:t>
+              <w:t>0.5162</w:t>
             </w:r>
           </w:p>
         </w:tc>
         <w:tc>
           <w:tcPr>
-            <w:tcW w:type="dxa" w:w="864"/>
+            <w:tcW w:type="dxa" w:w="785"/>
           </w:tcPr>
           <w:p>
             <w:r>
@@ -1713,13 +1882,13 @@
                 <w:rFonts w:ascii="Times New Roman" w:hAnsi="Times New Roman"/>
                 <w:sz w:val="20"/>
               </w:rPr>
-              <w:t>—</w:t>
+              <w:t>-1.1733</w:t>
             </w:r>
           </w:p>
         </w:tc>
         <w:tc>
           <w:tcPr>
-            <w:tcW w:type="dxa" w:w="864"/>
+            <w:tcW w:type="dxa" w:w="785"/>
           </w:tcPr>
           <w:p>
             <w:r>
@@ -1735,7 +1904,7 @@
       <w:tr>
         <w:tc>
           <w:tcPr>
-            <w:tcW w:type="dxa" w:w="864"/>
+            <w:tcW w:type="dxa" w:w="785"/>
           </w:tcPr>
           <w:p>
             <w:r>
@@ -1743,13 +1912,27 @@
                 <w:rFonts w:ascii="Times New Roman" w:hAnsi="Times New Roman"/>
                 <w:sz w:val="20"/>
               </w:rPr>
-              <w:t>('DJIA', '3 — LSTM-SSE-t-Student (proposed)')</w:t>
+              <w:t>DJIA</w:t>
             </w:r>
           </w:p>
         </w:tc>
         <w:tc>
           <w:tcPr>
-            <w:tcW w:type="dxa" w:w="864"/>
+            <w:tcW w:type="dxa" w:w="785"/>
+          </w:tcPr>
+          <w:p>
+            <w:r>
+              <w:rPr>
+                <w:rFonts w:ascii="Times New Roman" w:hAnsi="Times New Roman"/>
+                <w:sz w:val="20"/>
+              </w:rPr>
+              <w:t>3 — LSTM-SSE-t-Student (proposed)</w:t>
+            </w:r>
+          </w:p>
+        </w:tc>
+        <w:tc>
+          <w:tcPr>
+            <w:tcW w:type="dxa" w:w="785"/>
           </w:tcPr>
           <w:p>
             <w:r>
@@ -1763,7 +1946,7 @@
         </w:tc>
         <w:tc>
           <w:tcPr>
-            <w:tcW w:type="dxa" w:w="864"/>
+            <w:tcW w:type="dxa" w:w="785"/>
           </w:tcPr>
           <w:p>
             <w:r>
@@ -1777,7 +1960,7 @@
         </w:tc>
         <w:tc>
           <w:tcPr>
-            <w:tcW w:type="dxa" w:w="864"/>
+            <w:tcW w:type="dxa" w:w="785"/>
           </w:tcPr>
           <w:p>
             <w:r>
@@ -1791,7 +1974,7 @@
         </w:tc>
         <w:tc>
           <w:tcPr>
-            <w:tcW w:type="dxa" w:w="864"/>
+            <w:tcW w:type="dxa" w:w="785"/>
           </w:tcPr>
           <w:p>
             <w:r>
@@ -1805,7 +1988,7 @@
         </w:tc>
         <w:tc>
           <w:tcPr>
-            <w:tcW w:type="dxa" w:w="864"/>
+            <w:tcW w:type="dxa" w:w="785"/>
           </w:tcPr>
           <w:p>
             <w:r>
@@ -1819,7 +2002,7 @@
         </w:tc>
         <w:tc>
           <w:tcPr>
-            <w:tcW w:type="dxa" w:w="864"/>
+            <w:tcW w:type="dxa" w:w="785"/>
           </w:tcPr>
           <w:p>
             <w:r>
@@ -1833,7 +2016,7 @@
         </w:tc>
         <w:tc>
           <w:tcPr>
-            <w:tcW w:type="dxa" w:w="864"/>
+            <w:tcW w:type="dxa" w:w="785"/>
           </w:tcPr>
           <w:p>
             <w:r>
@@ -1841,13 +2024,13 @@
                 <w:rFonts w:ascii="Times New Roman" w:hAnsi="Times New Roman"/>
                 <w:sz w:val="20"/>
               </w:rPr>
-              <w:t>0.6042</w:t>
+              <w:t>0.6219</w:t>
             </w:r>
           </w:p>
         </w:tc>
         <w:tc>
           <w:tcPr>
-            <w:tcW w:type="dxa" w:w="864"/>
+            <w:tcW w:type="dxa" w:w="785"/>
           </w:tcPr>
           <w:p>
             <w:r>
@@ -1855,13 +2038,13 @@
                 <w:rFonts w:ascii="Times New Roman" w:hAnsi="Times New Roman"/>
                 <w:sz w:val="20"/>
               </w:rPr>
-              <w:t>-1.1835</w:t>
+              <w:t>-1.1889</w:t>
             </w:r>
           </w:p>
         </w:tc>
         <w:tc>
           <w:tcPr>
-            <w:tcW w:type="dxa" w:w="864"/>
+            <w:tcW w:type="dxa" w:w="785"/>
           </w:tcPr>
           <w:p>
             <w:r>
@@ -1877,7 +2060,7 @@
       <w:tr>
         <w:tc>
           <w:tcPr>
-            <w:tcW w:type="dxa" w:w="864"/>
+            <w:tcW w:type="dxa" w:w="785"/>
           </w:tcPr>
           <w:p>
             <w:r>
@@ -1885,13 +2068,27 @@
                 <w:rFonts w:ascii="Times New Roman" w:hAnsi="Times New Roman"/>
                 <w:sz w:val="20"/>
               </w:rPr>
-              <w:t>('SP500', '0 — GARCH(1,1)-t (MLE)')</w:t>
+              <w:t>SP500</w:t>
             </w:r>
           </w:p>
         </w:tc>
         <w:tc>
           <w:tcPr>
-            <w:tcW w:type="dxa" w:w="864"/>
+            <w:tcW w:type="dxa" w:w="785"/>
+          </w:tcPr>
+          <w:p>
+            <w:r>
+              <w:rPr>
+                <w:rFonts w:ascii="Times New Roman" w:hAnsi="Times New Roman"/>
+                <w:sz w:val="20"/>
+              </w:rPr>
+              <w:t>0 — GARCH(1,1)-t (MLE)</w:t>
+            </w:r>
+          </w:p>
+        </w:tc>
+        <w:tc>
+          <w:tcPr>
+            <w:tcW w:type="dxa" w:w="785"/>
           </w:tcPr>
           <w:p>
             <w:r>
@@ -1905,7 +2102,7 @@
         </w:tc>
         <w:tc>
           <w:tcPr>
-            <w:tcW w:type="dxa" w:w="864"/>
+            <w:tcW w:type="dxa" w:w="785"/>
           </w:tcPr>
           <w:p>
             <w:r>
@@ -1919,7 +2116,7 @@
         </w:tc>
         <w:tc>
           <w:tcPr>
-            <w:tcW w:type="dxa" w:w="864"/>
+            <w:tcW w:type="dxa" w:w="785"/>
           </w:tcPr>
           <w:p>
             <w:r>
@@ -1933,7 +2130,7 @@
         </w:tc>
         <w:tc>
           <w:tcPr>
-            <w:tcW w:type="dxa" w:w="864"/>
+            <w:tcW w:type="dxa" w:w="785"/>
           </w:tcPr>
           <w:p>
             <w:r>
@@ -1947,7 +2144,7 @@
         </w:tc>
         <w:tc>
           <w:tcPr>
-            <w:tcW w:type="dxa" w:w="864"/>
+            <w:tcW w:type="dxa" w:w="785"/>
           </w:tcPr>
           <w:p>
             <w:r>
@@ -1961,7 +2158,7 @@
         </w:tc>
         <w:tc>
           <w:tcPr>
-            <w:tcW w:type="dxa" w:w="864"/>
+            <w:tcW w:type="dxa" w:w="785"/>
           </w:tcPr>
           <w:p>
             <w:r>
@@ -1975,7 +2172,7 @@
         </w:tc>
         <w:tc>
           <w:tcPr>
-            <w:tcW w:type="dxa" w:w="864"/>
+            <w:tcW w:type="dxa" w:w="785"/>
           </w:tcPr>
           <w:p>
             <w:r>
@@ -1989,7 +2186,7 @@
         </w:tc>
         <w:tc>
           <w:tcPr>
-            <w:tcW w:type="dxa" w:w="864"/>
+            <w:tcW w:type="dxa" w:w="785"/>
           </w:tcPr>
           <w:p>
             <w:r>
@@ -2003,7 +2200,7 @@
         </w:tc>
         <w:tc>
           <w:tcPr>
-            <w:tcW w:type="dxa" w:w="864"/>
+            <w:tcW w:type="dxa" w:w="785"/>
           </w:tcPr>
           <w:p>
             <w:r>
@@ -2019,7 +2216,7 @@
       <w:tr>
         <w:tc>
           <w:tcPr>
-            <w:tcW w:type="dxa" w:w="864"/>
+            <w:tcW w:type="dxa" w:w="785"/>
           </w:tcPr>
           <w:p>
             <w:r>
@@ -2027,13 +2224,27 @@
                 <w:rFonts w:ascii="Times New Roman" w:hAnsi="Times New Roman"/>
                 <w:sz w:val="20"/>
               </w:rPr>
-              <w:t>('SP500', '1 — Constrained LSTM (pure Student-t MLE)')</w:t>
+              <w:t>SP500</w:t>
             </w:r>
           </w:p>
         </w:tc>
         <w:tc>
           <w:tcPr>
-            <w:tcW w:type="dxa" w:w="864"/>
+            <w:tcW w:type="dxa" w:w="785"/>
+          </w:tcPr>
+          <w:p>
+            <w:r>
+              <w:rPr>
+                <w:rFonts w:ascii="Times New Roman" w:hAnsi="Times New Roman"/>
+                <w:sz w:val="20"/>
+              </w:rPr>
+              <w:t>1 — Constrained LSTM (pure Student-t MLE)</w:t>
+            </w:r>
+          </w:p>
+        </w:tc>
+        <w:tc>
+          <w:tcPr>
+            <w:tcW w:type="dxa" w:w="785"/>
           </w:tcPr>
           <w:p>
             <w:r>
@@ -2047,7 +2258,7 @@
         </w:tc>
         <w:tc>
           <w:tcPr>
-            <w:tcW w:type="dxa" w:w="864"/>
+            <w:tcW w:type="dxa" w:w="785"/>
           </w:tcPr>
           <w:p>
             <w:r>
@@ -2061,7 +2272,7 @@
         </w:tc>
         <w:tc>
           <w:tcPr>
-            <w:tcW w:type="dxa" w:w="864"/>
+            <w:tcW w:type="dxa" w:w="785"/>
           </w:tcPr>
           <w:p>
             <w:r>
@@ -2075,7 +2286,7 @@
         </w:tc>
         <w:tc>
           <w:tcPr>
-            <w:tcW w:type="dxa" w:w="864"/>
+            <w:tcW w:type="dxa" w:w="785"/>
           </w:tcPr>
           <w:p>
             <w:r>
@@ -2089,7 +2300,7 @@
         </w:tc>
         <w:tc>
           <w:tcPr>
-            <w:tcW w:type="dxa" w:w="864"/>
+            <w:tcW w:type="dxa" w:w="785"/>
           </w:tcPr>
           <w:p>
             <w:r>
@@ -2103,7 +2314,7 @@
         </w:tc>
         <w:tc>
           <w:tcPr>
-            <w:tcW w:type="dxa" w:w="864"/>
+            <w:tcW w:type="dxa" w:w="785"/>
           </w:tcPr>
           <w:p>
             <w:r>
@@ -2117,7 +2328,7 @@
         </w:tc>
         <w:tc>
           <w:tcPr>
-            <w:tcW w:type="dxa" w:w="864"/>
+            <w:tcW w:type="dxa" w:w="785"/>
           </w:tcPr>
           <w:p>
             <w:r>
@@ -2131,7 +2342,7 @@
         </w:tc>
         <w:tc>
           <w:tcPr>
-            <w:tcW w:type="dxa" w:w="864"/>
+            <w:tcW w:type="dxa" w:w="785"/>
           </w:tcPr>
           <w:p>
             <w:r>
@@ -2145,7 +2356,7 @@
         </w:tc>
         <w:tc>
           <w:tcPr>
-            <w:tcW w:type="dxa" w:w="864"/>
+            <w:tcW w:type="dxa" w:w="785"/>
           </w:tcPr>
           <w:p>
             <w:r>
@@ -2161,7 +2372,7 @@
       <w:tr>
         <w:tc>
           <w:tcPr>
-            <w:tcW w:type="dxa" w:w="864"/>
+            <w:tcW w:type="dxa" w:w="785"/>
           </w:tcPr>
           <w:p>
             <w:r>
@@ -2169,13 +2380,27 @@
                 <w:rFonts w:ascii="Times New Roman" w:hAnsi="Times New Roman"/>
                 <w:sz w:val="20"/>
               </w:rPr>
-              <w:t>('SP500', '2 — LSTM-SSE (free gates, SSE loss)')</w:t>
+              <w:t>SP500</w:t>
             </w:r>
           </w:p>
         </w:tc>
         <w:tc>
           <w:tcPr>
-            <w:tcW w:type="dxa" w:w="864"/>
+            <w:tcW w:type="dxa" w:w="785"/>
+          </w:tcPr>
+          <w:p>
+            <w:r>
+              <w:rPr>
+                <w:rFonts w:ascii="Times New Roman" w:hAnsi="Times New Roman"/>
+                <w:sz w:val="20"/>
+              </w:rPr>
+              <w:t>2 — LSTM-SSE (free gates, SSE loss)</w:t>
+            </w:r>
+          </w:p>
+        </w:tc>
+        <w:tc>
+          <w:tcPr>
+            <w:tcW w:type="dxa" w:w="785"/>
           </w:tcPr>
           <w:p>
             <w:r>
@@ -2189,7 +2414,7 @@
         </w:tc>
         <w:tc>
           <w:tcPr>
-            <w:tcW w:type="dxa" w:w="864"/>
+            <w:tcW w:type="dxa" w:w="785"/>
           </w:tcPr>
           <w:p>
             <w:r>
@@ -2203,7 +2428,7 @@
         </w:tc>
         <w:tc>
           <w:tcPr>
-            <w:tcW w:type="dxa" w:w="864"/>
+            <w:tcW w:type="dxa" w:w="785"/>
           </w:tcPr>
           <w:p>
             <w:r>
@@ -2217,7 +2442,7 @@
         </w:tc>
         <w:tc>
           <w:tcPr>
-            <w:tcW w:type="dxa" w:w="864"/>
+            <w:tcW w:type="dxa" w:w="785"/>
           </w:tcPr>
           <w:p>
             <w:r>
@@ -2231,7 +2456,7 @@
         </w:tc>
         <w:tc>
           <w:tcPr>
-            <w:tcW w:type="dxa" w:w="864"/>
+            <w:tcW w:type="dxa" w:w="785"/>
           </w:tcPr>
           <w:p>
             <w:r>
@@ -2245,7 +2470,7 @@
         </w:tc>
         <w:tc>
           <w:tcPr>
-            <w:tcW w:type="dxa" w:w="864"/>
+            <w:tcW w:type="dxa" w:w="785"/>
           </w:tcPr>
           <w:p>
             <w:r>
@@ -2259,7 +2484,7 @@
         </w:tc>
         <w:tc>
           <w:tcPr>
-            <w:tcW w:type="dxa" w:w="864"/>
+            <w:tcW w:type="dxa" w:w="785"/>
           </w:tcPr>
           <w:p>
             <w:r>
@@ -2267,13 +2492,13 @@
                 <w:rFonts w:ascii="Times New Roman" w:hAnsi="Times New Roman"/>
                 <w:sz w:val="20"/>
               </w:rPr>
-              <w:t>—</w:t>
+              <w:t>0.5273</w:t>
             </w:r>
           </w:p>
         </w:tc>
         <w:tc>
           <w:tcPr>
-            <w:tcW w:type="dxa" w:w="864"/>
+            <w:tcW w:type="dxa" w:w="785"/>
           </w:tcPr>
           <w:p>
             <w:r>
@@ -2281,13 +2506,13 @@
                 <w:rFonts w:ascii="Times New Roman" w:hAnsi="Times New Roman"/>
                 <w:sz w:val="20"/>
               </w:rPr>
-              <w:t>—</w:t>
+              <w:t>-1.1545</w:t>
             </w:r>
           </w:p>
         </w:tc>
         <w:tc>
           <w:tcPr>
-            <w:tcW w:type="dxa" w:w="864"/>
+            <w:tcW w:type="dxa" w:w="785"/>
           </w:tcPr>
           <w:p>
             <w:r>
@@ -2303,7 +2528,7 @@
       <w:tr>
         <w:tc>
           <w:tcPr>
-            <w:tcW w:type="dxa" w:w="864"/>
+            <w:tcW w:type="dxa" w:w="785"/>
           </w:tcPr>
           <w:p>
             <w:r>
@@ -2311,13 +2536,27 @@
                 <w:rFonts w:ascii="Times New Roman" w:hAnsi="Times New Roman"/>
                 <w:sz w:val="20"/>
               </w:rPr>
-              <w:t>('SP500', '3 — LSTM-SSE-t-Student (proposed)')</w:t>
+              <w:t>SP500</w:t>
             </w:r>
           </w:p>
         </w:tc>
         <w:tc>
           <w:tcPr>
-            <w:tcW w:type="dxa" w:w="864"/>
+            <w:tcW w:type="dxa" w:w="785"/>
+          </w:tcPr>
+          <w:p>
+            <w:r>
+              <w:rPr>
+                <w:rFonts w:ascii="Times New Roman" w:hAnsi="Times New Roman"/>
+                <w:sz w:val="20"/>
+              </w:rPr>
+              <w:t>3 — LSTM-SSE-t-Student (proposed)</w:t>
+            </w:r>
+          </w:p>
+        </w:tc>
+        <w:tc>
+          <w:tcPr>
+            <w:tcW w:type="dxa" w:w="785"/>
           </w:tcPr>
           <w:p>
             <w:r>
@@ -2331,7 +2570,7 @@
         </w:tc>
         <w:tc>
           <w:tcPr>
-            <w:tcW w:type="dxa" w:w="864"/>
+            <w:tcW w:type="dxa" w:w="785"/>
           </w:tcPr>
           <w:p>
             <w:r>
@@ -2345,7 +2584,7 @@
         </w:tc>
         <w:tc>
           <w:tcPr>
-            <w:tcW w:type="dxa" w:w="864"/>
+            <w:tcW w:type="dxa" w:w="785"/>
           </w:tcPr>
           <w:p>
             <w:r>
@@ -2359,7 +2598,7 @@
         </w:tc>
         <w:tc>
           <w:tcPr>
-            <w:tcW w:type="dxa" w:w="864"/>
+            <w:tcW w:type="dxa" w:w="785"/>
           </w:tcPr>
           <w:p>
             <w:r>
@@ -2373,7 +2612,7 @@
         </w:tc>
         <w:tc>
           <w:tcPr>
-            <w:tcW w:type="dxa" w:w="864"/>
+            <w:tcW w:type="dxa" w:w="785"/>
           </w:tcPr>
           <w:p>
             <w:r>
@@ -2387,7 +2626,7 @@
         </w:tc>
         <w:tc>
           <w:tcPr>
-            <w:tcW w:type="dxa" w:w="864"/>
+            <w:tcW w:type="dxa" w:w="785"/>
           </w:tcPr>
           <w:p>
             <w:r>
@@ -2401,7 +2640,7 @@
         </w:tc>
         <w:tc>
           <w:tcPr>
-            <w:tcW w:type="dxa" w:w="864"/>
+            <w:tcW w:type="dxa" w:w="785"/>
           </w:tcPr>
           <w:p>
             <w:r>
@@ -2409,13 +2648,13 @@
                 <w:rFonts w:ascii="Times New Roman" w:hAnsi="Times New Roman"/>
                 <w:sz w:val="20"/>
               </w:rPr>
-              <w:t>0.7130</w:t>
+              <w:t>0.6331</w:t>
             </w:r>
           </w:p>
         </w:tc>
         <w:tc>
           <w:tcPr>
-            <w:tcW w:type="dxa" w:w="864"/>
+            <w:tcW w:type="dxa" w:w="785"/>
           </w:tcPr>
           <w:p>
             <w:r>
@@ -2423,13 +2662,13 @@
                 <w:rFonts w:ascii="Times New Roman" w:hAnsi="Times New Roman"/>
                 <w:sz w:val="20"/>
               </w:rPr>
-              <w:t>-1.2152</w:t>
+              <w:t>-1.1886</w:t>
             </w:r>
           </w:p>
         </w:tc>
         <w:tc>
           <w:tcPr>
-            <w:tcW w:type="dxa" w:w="864"/>
+            <w:tcW w:type="dxa" w:w="785"/>
           </w:tcPr>
           <w:p>
             <w:r>
@@ -2445,7 +2684,7 @@
       <w:tr>
         <w:tc>
           <w:tcPr>
-            <w:tcW w:type="dxa" w:w="864"/>
+            <w:tcW w:type="dxa" w:w="785"/>
           </w:tcPr>
           <w:p>
             <w:r>
@@ -2453,13 +2692,27 @@
                 <w:rFonts w:ascii="Times New Roman" w:hAnsi="Times New Roman"/>
                 <w:sz w:val="20"/>
               </w:rPr>
-              <w:t>('GOLD', '0 — GARCH(1,1)-t (MLE)')</w:t>
+              <w:t>GOLD</w:t>
             </w:r>
           </w:p>
         </w:tc>
         <w:tc>
           <w:tcPr>
-            <w:tcW w:type="dxa" w:w="864"/>
+            <w:tcW w:type="dxa" w:w="785"/>
+          </w:tcPr>
+          <w:p>
+            <w:r>
+              <w:rPr>
+                <w:rFonts w:ascii="Times New Roman" w:hAnsi="Times New Roman"/>
+                <w:sz w:val="20"/>
+              </w:rPr>
+              <w:t>0 — GARCH(1,1)-t (MLE)</w:t>
+            </w:r>
+          </w:p>
+        </w:tc>
+        <w:tc>
+          <w:tcPr>
+            <w:tcW w:type="dxa" w:w="785"/>
           </w:tcPr>
           <w:p>
             <w:r>
@@ -2473,7 +2726,7 @@
         </w:tc>
         <w:tc>
           <w:tcPr>
-            <w:tcW w:type="dxa" w:w="864"/>
+            <w:tcW w:type="dxa" w:w="785"/>
           </w:tcPr>
           <w:p>
             <w:r>
@@ -2487,7 +2740,7 @@
         </w:tc>
         <w:tc>
           <w:tcPr>
-            <w:tcW w:type="dxa" w:w="864"/>
+            <w:tcW w:type="dxa" w:w="785"/>
           </w:tcPr>
           <w:p>
             <w:r>
@@ -2501,7 +2754,7 @@
         </w:tc>
         <w:tc>
           <w:tcPr>
-            <w:tcW w:type="dxa" w:w="864"/>
+            <w:tcW w:type="dxa" w:w="785"/>
           </w:tcPr>
           <w:p>
             <w:r>
@@ -2515,7 +2768,7 @@
         </w:tc>
         <w:tc>
           <w:tcPr>
-            <w:tcW w:type="dxa" w:w="864"/>
+            <w:tcW w:type="dxa" w:w="785"/>
           </w:tcPr>
           <w:p>
             <w:r>
@@ -2529,7 +2782,7 @@
         </w:tc>
         <w:tc>
           <w:tcPr>
-            <w:tcW w:type="dxa" w:w="864"/>
+            <w:tcW w:type="dxa" w:w="785"/>
           </w:tcPr>
           <w:p>
             <w:r>
@@ -2543,7 +2796,7 @@
         </w:tc>
         <w:tc>
           <w:tcPr>
-            <w:tcW w:type="dxa" w:w="864"/>
+            <w:tcW w:type="dxa" w:w="785"/>
           </w:tcPr>
           <w:p>
             <w:r>
@@ -2557,7 +2810,7 @@
         </w:tc>
         <w:tc>
           <w:tcPr>
-            <w:tcW w:type="dxa" w:w="864"/>
+            <w:tcW w:type="dxa" w:w="785"/>
           </w:tcPr>
           <w:p>
             <w:r>
@@ -2571,7 +2824,7 @@
         </w:tc>
         <w:tc>
           <w:tcPr>
-            <w:tcW w:type="dxa" w:w="864"/>
+            <w:tcW w:type="dxa" w:w="785"/>
           </w:tcPr>
           <w:p>
             <w:r>
@@ -2587,7 +2840,7 @@
       <w:tr>
         <w:tc>
           <w:tcPr>
-            <w:tcW w:type="dxa" w:w="864"/>
+            <w:tcW w:type="dxa" w:w="785"/>
           </w:tcPr>
           <w:p>
             <w:r>
@@ -2595,13 +2848,27 @@
                 <w:rFonts w:ascii="Times New Roman" w:hAnsi="Times New Roman"/>
                 <w:sz w:val="20"/>
               </w:rPr>
-              <w:t>('GOLD', '1 — Constrained LSTM (pure Student-t MLE)')</w:t>
+              <w:t>GOLD</w:t>
             </w:r>
           </w:p>
         </w:tc>
         <w:tc>
           <w:tcPr>
-            <w:tcW w:type="dxa" w:w="864"/>
+            <w:tcW w:type="dxa" w:w="785"/>
+          </w:tcPr>
+          <w:p>
+            <w:r>
+              <w:rPr>
+                <w:rFonts w:ascii="Times New Roman" w:hAnsi="Times New Roman"/>
+                <w:sz w:val="20"/>
+              </w:rPr>
+              <w:t>1 — Constrained LSTM (pure Student-t MLE)</w:t>
+            </w:r>
+          </w:p>
+        </w:tc>
+        <w:tc>
+          <w:tcPr>
+            <w:tcW w:type="dxa" w:w="785"/>
           </w:tcPr>
           <w:p>
             <w:r>
@@ -2615,7 +2882,7 @@
         </w:tc>
         <w:tc>
           <w:tcPr>
-            <w:tcW w:type="dxa" w:w="864"/>
+            <w:tcW w:type="dxa" w:w="785"/>
           </w:tcPr>
           <w:p>
             <w:r>
@@ -2629,7 +2896,7 @@
         </w:tc>
         <w:tc>
           <w:tcPr>
-            <w:tcW w:type="dxa" w:w="864"/>
+            <w:tcW w:type="dxa" w:w="785"/>
           </w:tcPr>
           <w:p>
             <w:r>
@@ -2643,7 +2910,7 @@
         </w:tc>
         <w:tc>
           <w:tcPr>
-            <w:tcW w:type="dxa" w:w="864"/>
+            <w:tcW w:type="dxa" w:w="785"/>
           </w:tcPr>
           <w:p>
             <w:r>
@@ -2657,7 +2924,7 @@
         </w:tc>
         <w:tc>
           <w:tcPr>
-            <w:tcW w:type="dxa" w:w="864"/>
+            <w:tcW w:type="dxa" w:w="785"/>
           </w:tcPr>
           <w:p>
             <w:r>
@@ -2671,7 +2938,7 @@
         </w:tc>
         <w:tc>
           <w:tcPr>
-            <w:tcW w:type="dxa" w:w="864"/>
+            <w:tcW w:type="dxa" w:w="785"/>
           </w:tcPr>
           <w:p>
             <w:r>
@@ -2685,7 +2952,7 @@
         </w:tc>
         <w:tc>
           <w:tcPr>
-            <w:tcW w:type="dxa" w:w="864"/>
+            <w:tcW w:type="dxa" w:w="785"/>
           </w:tcPr>
           <w:p>
             <w:r>
@@ -2699,7 +2966,7 @@
         </w:tc>
         <w:tc>
           <w:tcPr>
-            <w:tcW w:type="dxa" w:w="864"/>
+            <w:tcW w:type="dxa" w:w="785"/>
           </w:tcPr>
           <w:p>
             <w:r>
@@ -2713,7 +2980,7 @@
         </w:tc>
         <w:tc>
           <w:tcPr>
-            <w:tcW w:type="dxa" w:w="864"/>
+            <w:tcW w:type="dxa" w:w="785"/>
           </w:tcPr>
           <w:p>
             <w:r>
@@ -2729,7 +2996,7 @@
       <w:tr>
         <w:tc>
           <w:tcPr>
-            <w:tcW w:type="dxa" w:w="864"/>
+            <w:tcW w:type="dxa" w:w="785"/>
           </w:tcPr>
           <w:p>
             <w:r>
@@ -2737,13 +3004,27 @@
                 <w:rFonts w:ascii="Times New Roman" w:hAnsi="Times New Roman"/>
                 <w:sz w:val="20"/>
               </w:rPr>
-              <w:t>('GOLD', '2 — LSTM-SSE (free gates, SSE loss)')</w:t>
+              <w:t>GOLD</w:t>
             </w:r>
           </w:p>
         </w:tc>
         <w:tc>
           <w:tcPr>
-            <w:tcW w:type="dxa" w:w="864"/>
+            <w:tcW w:type="dxa" w:w="785"/>
+          </w:tcPr>
+          <w:p>
+            <w:r>
+              <w:rPr>
+                <w:rFonts w:ascii="Times New Roman" w:hAnsi="Times New Roman"/>
+                <w:sz w:val="20"/>
+              </w:rPr>
+              <w:t>2 — LSTM-SSE (free gates, SSE loss)</w:t>
+            </w:r>
+          </w:p>
+        </w:tc>
+        <w:tc>
+          <w:tcPr>
+            <w:tcW w:type="dxa" w:w="785"/>
           </w:tcPr>
           <w:p>
             <w:r>
@@ -2757,7 +3038,7 @@
         </w:tc>
         <w:tc>
           <w:tcPr>
-            <w:tcW w:type="dxa" w:w="864"/>
+            <w:tcW w:type="dxa" w:w="785"/>
           </w:tcPr>
           <w:p>
             <w:r>
@@ -2771,7 +3052,7 @@
         </w:tc>
         <w:tc>
           <w:tcPr>
-            <w:tcW w:type="dxa" w:w="864"/>
+            <w:tcW w:type="dxa" w:w="785"/>
           </w:tcPr>
           <w:p>
             <w:r>
@@ -2785,7 +3066,7 @@
         </w:tc>
         <w:tc>
           <w:tcPr>
-            <w:tcW w:type="dxa" w:w="864"/>
+            <w:tcW w:type="dxa" w:w="785"/>
           </w:tcPr>
           <w:p>
             <w:r>
@@ -2799,7 +3080,7 @@
         </w:tc>
         <w:tc>
           <w:tcPr>
-            <w:tcW w:type="dxa" w:w="864"/>
+            <w:tcW w:type="dxa" w:w="785"/>
           </w:tcPr>
           <w:p>
             <w:r>
@@ -2813,7 +3094,7 @@
         </w:tc>
         <w:tc>
           <w:tcPr>
-            <w:tcW w:type="dxa" w:w="864"/>
+            <w:tcW w:type="dxa" w:w="785"/>
           </w:tcPr>
           <w:p>
             <w:r>
@@ -2827,7 +3108,7 @@
         </w:tc>
         <w:tc>
           <w:tcPr>
-            <w:tcW w:type="dxa" w:w="864"/>
+            <w:tcW w:type="dxa" w:w="785"/>
           </w:tcPr>
           <w:p>
             <w:r>
@@ -2841,7 +3122,7 @@
         </w:tc>
         <w:tc>
           <w:tcPr>
-            <w:tcW w:type="dxa" w:w="864"/>
+            <w:tcW w:type="dxa" w:w="785"/>
           </w:tcPr>
           <w:p>
             <w:r>
@@ -2855,7 +3136,7 @@
         </w:tc>
         <w:tc>
           <w:tcPr>
-            <w:tcW w:type="dxa" w:w="864"/>
+            <w:tcW w:type="dxa" w:w="785"/>
           </w:tcPr>
           <w:p>
             <w:r>
@@ -2871,7 +3152,7 @@
       <w:tr>
         <w:tc>
           <w:tcPr>
-            <w:tcW w:type="dxa" w:w="864"/>
+            <w:tcW w:type="dxa" w:w="785"/>
           </w:tcPr>
           <w:p>
             <w:r>
@@ -2879,13 +3160,27 @@
                 <w:rFonts w:ascii="Times New Roman" w:hAnsi="Times New Roman"/>
                 <w:sz w:val="20"/>
               </w:rPr>
-              <w:t>('GOLD', '3 — LSTM-SSE-t-Student (proposed)')</w:t>
+              <w:t>GOLD</w:t>
             </w:r>
           </w:p>
         </w:tc>
         <w:tc>
           <w:tcPr>
-            <w:tcW w:type="dxa" w:w="864"/>
+            <w:tcW w:type="dxa" w:w="785"/>
+          </w:tcPr>
+          <w:p>
+            <w:r>
+              <w:rPr>
+                <w:rFonts w:ascii="Times New Roman" w:hAnsi="Times New Roman"/>
+                <w:sz w:val="20"/>
+              </w:rPr>
+              <w:t>3 — LSTM-SSE-t-Student (proposed)</w:t>
+            </w:r>
+          </w:p>
+        </w:tc>
+        <w:tc>
+          <w:tcPr>
+            <w:tcW w:type="dxa" w:w="785"/>
           </w:tcPr>
           <w:p>
             <w:r>
@@ -2899,7 +3194,7 @@
         </w:tc>
         <w:tc>
           <w:tcPr>
-            <w:tcW w:type="dxa" w:w="864"/>
+            <w:tcW w:type="dxa" w:w="785"/>
           </w:tcPr>
           <w:p>
             <w:r>
@@ -2913,7 +3208,7 @@
         </w:tc>
         <w:tc>
           <w:tcPr>
-            <w:tcW w:type="dxa" w:w="864"/>
+            <w:tcW w:type="dxa" w:w="785"/>
           </w:tcPr>
           <w:p>
             <w:r>
@@ -2927,7 +3222,7 @@
         </w:tc>
         <w:tc>
           <w:tcPr>
-            <w:tcW w:type="dxa" w:w="864"/>
+            <w:tcW w:type="dxa" w:w="785"/>
           </w:tcPr>
           <w:p>
             <w:r>
@@ -2941,7 +3236,7 @@
         </w:tc>
         <w:tc>
           <w:tcPr>
-            <w:tcW w:type="dxa" w:w="864"/>
+            <w:tcW w:type="dxa" w:w="785"/>
           </w:tcPr>
           <w:p>
             <w:r>
@@ -2955,7 +3250,7 @@
         </w:tc>
         <w:tc>
           <w:tcPr>
-            <w:tcW w:type="dxa" w:w="864"/>
+            <w:tcW w:type="dxa" w:w="785"/>
           </w:tcPr>
           <w:p>
             <w:r>
@@ -2969,7 +3264,7 @@
         </w:tc>
         <w:tc>
           <w:tcPr>
-            <w:tcW w:type="dxa" w:w="864"/>
+            <w:tcW w:type="dxa" w:w="785"/>
           </w:tcPr>
           <w:p>
             <w:r>
@@ -2977,13 +3272,13 @@
                 <w:rFonts w:ascii="Times New Roman" w:hAnsi="Times New Roman"/>
                 <w:sz w:val="20"/>
               </w:rPr>
-              <w:t>2.9752</w:t>
+              <w:t>2.8735</w:t>
             </w:r>
           </w:p>
         </w:tc>
         <w:tc>
           <w:tcPr>
-            <w:tcW w:type="dxa" w:w="864"/>
+            <w:tcW w:type="dxa" w:w="785"/>
           </w:tcPr>
           <w:p>
             <w:r>
@@ -2991,13 +3286,13 @@
                 <w:rFonts w:ascii="Times New Roman" w:hAnsi="Times New Roman"/>
                 <w:sz w:val="20"/>
               </w:rPr>
-              <w:t>-1.9942</w:t>
+              <w:t>-1.9826</w:t>
             </w:r>
           </w:p>
         </w:tc>
         <w:tc>
           <w:tcPr>
-            <w:tcW w:type="dxa" w:w="864"/>
+            <w:tcW w:type="dxa" w:w="785"/>
           </w:tcPr>
           <w:p>
             <w:r>
@@ -3013,7 +3308,7 @@
       <w:tr>
         <w:tc>
           <w:tcPr>
-            <w:tcW w:type="dxa" w:w="864"/>
+            <w:tcW w:type="dxa" w:w="785"/>
           </w:tcPr>
           <w:p>
             <w:r>
@@ -3021,13 +3316,27 @@
                 <w:rFonts w:ascii="Times New Roman" w:hAnsi="Times New Roman"/>
                 <w:sz w:val="20"/>
               </w:rPr>
-              <w:t>('OIL', '0 — GARCH(1,1)-t (MLE)')</w:t>
+              <w:t>OIL</w:t>
             </w:r>
           </w:p>
         </w:tc>
         <w:tc>
           <w:tcPr>
-            <w:tcW w:type="dxa" w:w="864"/>
+            <w:tcW w:type="dxa" w:w="785"/>
+          </w:tcPr>
+          <w:p>
+            <w:r>
+              <w:rPr>
+                <w:rFonts w:ascii="Times New Roman" w:hAnsi="Times New Roman"/>
+                <w:sz w:val="20"/>
+              </w:rPr>
+              <w:t>0 — GARCH(1,1)-t (MLE)</w:t>
+            </w:r>
+          </w:p>
+        </w:tc>
+        <w:tc>
+          <w:tcPr>
+            <w:tcW w:type="dxa" w:w="785"/>
           </w:tcPr>
           <w:p>
             <w:r>
@@ -3041,7 +3350,7 @@
         </w:tc>
         <w:tc>
           <w:tcPr>
-            <w:tcW w:type="dxa" w:w="864"/>
+            <w:tcW w:type="dxa" w:w="785"/>
           </w:tcPr>
           <w:p>
             <w:r>
@@ -3055,7 +3364,7 @@
         </w:tc>
         <w:tc>
           <w:tcPr>
-            <w:tcW w:type="dxa" w:w="864"/>
+            <w:tcW w:type="dxa" w:w="785"/>
           </w:tcPr>
           <w:p>
             <w:r>
@@ -3069,7 +3378,7 @@
         </w:tc>
         <w:tc>
           <w:tcPr>
-            <w:tcW w:type="dxa" w:w="864"/>
+            <w:tcW w:type="dxa" w:w="785"/>
           </w:tcPr>
           <w:p>
             <w:r>
@@ -3083,7 +3392,7 @@
         </w:tc>
         <w:tc>
           <w:tcPr>
-            <w:tcW w:type="dxa" w:w="864"/>
+            <w:tcW w:type="dxa" w:w="785"/>
           </w:tcPr>
           <w:p>
             <w:r>
@@ -3097,7 +3406,7 @@
         </w:tc>
         <w:tc>
           <w:tcPr>
-            <w:tcW w:type="dxa" w:w="864"/>
+            <w:tcW w:type="dxa" w:w="785"/>
           </w:tcPr>
           <w:p>
             <w:r>
@@ -3111,7 +3420,7 @@
         </w:tc>
         <w:tc>
           <w:tcPr>
-            <w:tcW w:type="dxa" w:w="864"/>
+            <w:tcW w:type="dxa" w:w="785"/>
           </w:tcPr>
           <w:p>
             <w:r>
@@ -3125,7 +3434,7 @@
         </w:tc>
         <w:tc>
           <w:tcPr>
-            <w:tcW w:type="dxa" w:w="864"/>
+            <w:tcW w:type="dxa" w:w="785"/>
           </w:tcPr>
           <w:p>
             <w:r>
@@ -3139,7 +3448,7 @@
         </w:tc>
         <w:tc>
           <w:tcPr>
-            <w:tcW w:type="dxa" w:w="864"/>
+            <w:tcW w:type="dxa" w:w="785"/>
           </w:tcPr>
           <w:p>
             <w:r>
@@ -3155,7 +3464,7 @@
       <w:tr>
         <w:tc>
           <w:tcPr>
-            <w:tcW w:type="dxa" w:w="864"/>
+            <w:tcW w:type="dxa" w:w="785"/>
           </w:tcPr>
           <w:p>
             <w:r>
@@ -3163,13 +3472,27 @@
                 <w:rFonts w:ascii="Times New Roman" w:hAnsi="Times New Roman"/>
                 <w:sz w:val="20"/>
               </w:rPr>
-              <w:t>('OIL', '1 — Constrained LSTM (pure Student-t MLE)')</w:t>
+              <w:t>OIL</w:t>
             </w:r>
           </w:p>
         </w:tc>
         <w:tc>
           <w:tcPr>
-            <w:tcW w:type="dxa" w:w="864"/>
+            <w:tcW w:type="dxa" w:w="785"/>
+          </w:tcPr>
+          <w:p>
+            <w:r>
+              <w:rPr>
+                <w:rFonts w:ascii="Times New Roman" w:hAnsi="Times New Roman"/>
+                <w:sz w:val="20"/>
+              </w:rPr>
+              <w:t>1 — Constrained LSTM (pure Student-t MLE)</w:t>
+            </w:r>
+          </w:p>
+        </w:tc>
+        <w:tc>
+          <w:tcPr>
+            <w:tcW w:type="dxa" w:w="785"/>
           </w:tcPr>
           <w:p>
             <w:r>
@@ -3183,7 +3506,7 @@
         </w:tc>
         <w:tc>
           <w:tcPr>
-            <w:tcW w:type="dxa" w:w="864"/>
+            <w:tcW w:type="dxa" w:w="785"/>
           </w:tcPr>
           <w:p>
             <w:r>
@@ -3197,7 +3520,7 @@
         </w:tc>
         <w:tc>
           <w:tcPr>
-            <w:tcW w:type="dxa" w:w="864"/>
+            <w:tcW w:type="dxa" w:w="785"/>
           </w:tcPr>
           <w:p>
             <w:r>
@@ -3211,7 +3534,7 @@
         </w:tc>
         <w:tc>
           <w:tcPr>
-            <w:tcW w:type="dxa" w:w="864"/>
+            <w:tcW w:type="dxa" w:w="785"/>
           </w:tcPr>
           <w:p>
             <w:r>
@@ -3225,7 +3548,7 @@
         </w:tc>
         <w:tc>
           <w:tcPr>
-            <w:tcW w:type="dxa" w:w="864"/>
+            <w:tcW w:type="dxa" w:w="785"/>
           </w:tcPr>
           <w:p>
             <w:r>
@@ -3239,7 +3562,7 @@
         </w:tc>
         <w:tc>
           <w:tcPr>
-            <w:tcW w:type="dxa" w:w="864"/>
+            <w:tcW w:type="dxa" w:w="785"/>
           </w:tcPr>
           <w:p>
             <w:r>
@@ -3253,7 +3576,7 @@
         </w:tc>
         <w:tc>
           <w:tcPr>
-            <w:tcW w:type="dxa" w:w="864"/>
+            <w:tcW w:type="dxa" w:w="785"/>
           </w:tcPr>
           <w:p>
             <w:r>
@@ -3267,7 +3590,7 @@
         </w:tc>
         <w:tc>
           <w:tcPr>
-            <w:tcW w:type="dxa" w:w="864"/>
+            <w:tcW w:type="dxa" w:w="785"/>
           </w:tcPr>
           <w:p>
             <w:r>
@@ -3281,7 +3604,7 @@
         </w:tc>
         <w:tc>
           <w:tcPr>
-            <w:tcW w:type="dxa" w:w="864"/>
+            <w:tcW w:type="dxa" w:w="785"/>
           </w:tcPr>
           <w:p>
             <w:r>
@@ -3297,7 +3620,7 @@
       <w:tr>
         <w:tc>
           <w:tcPr>
-            <w:tcW w:type="dxa" w:w="864"/>
+            <w:tcW w:type="dxa" w:w="785"/>
           </w:tcPr>
           <w:p>
             <w:r>
@@ -3305,13 +3628,27 @@
                 <w:rFonts w:ascii="Times New Roman" w:hAnsi="Times New Roman"/>
                 <w:sz w:val="20"/>
               </w:rPr>
-              <w:t>('OIL', '2 — LSTM-SSE (free gates, SSE loss)')</w:t>
+              <w:t>OIL</w:t>
             </w:r>
           </w:p>
         </w:tc>
         <w:tc>
           <w:tcPr>
-            <w:tcW w:type="dxa" w:w="864"/>
+            <w:tcW w:type="dxa" w:w="785"/>
+          </w:tcPr>
+          <w:p>
+            <w:r>
+              <w:rPr>
+                <w:rFonts w:ascii="Times New Roman" w:hAnsi="Times New Roman"/>
+                <w:sz w:val="20"/>
+              </w:rPr>
+              <w:t>2 — LSTM-SSE (free gates, SSE loss)</w:t>
+            </w:r>
+          </w:p>
+        </w:tc>
+        <w:tc>
+          <w:tcPr>
+            <w:tcW w:type="dxa" w:w="785"/>
           </w:tcPr>
           <w:p>
             <w:r>
@@ -3325,7 +3662,7 @@
         </w:tc>
         <w:tc>
           <w:tcPr>
-            <w:tcW w:type="dxa" w:w="864"/>
+            <w:tcW w:type="dxa" w:w="785"/>
           </w:tcPr>
           <w:p>
             <w:r>
@@ -3339,7 +3676,7 @@
         </w:tc>
         <w:tc>
           <w:tcPr>
-            <w:tcW w:type="dxa" w:w="864"/>
+            <w:tcW w:type="dxa" w:w="785"/>
           </w:tcPr>
           <w:p>
             <w:r>
@@ -3353,7 +3690,7 @@
         </w:tc>
         <w:tc>
           <w:tcPr>
-            <w:tcW w:type="dxa" w:w="864"/>
+            <w:tcW w:type="dxa" w:w="785"/>
           </w:tcPr>
           <w:p>
             <w:r>
@@ -3367,7 +3704,7 @@
         </w:tc>
         <w:tc>
           <w:tcPr>
-            <w:tcW w:type="dxa" w:w="864"/>
+            <w:tcW w:type="dxa" w:w="785"/>
           </w:tcPr>
           <w:p>
             <w:r>
@@ -3381,7 +3718,7 @@
         </w:tc>
         <w:tc>
           <w:tcPr>
-            <w:tcW w:type="dxa" w:w="864"/>
+            <w:tcW w:type="dxa" w:w="785"/>
           </w:tcPr>
           <w:p>
             <w:r>
@@ -3395,7 +3732,7 @@
         </w:tc>
         <w:tc>
           <w:tcPr>
-            <w:tcW w:type="dxa" w:w="864"/>
+            <w:tcW w:type="dxa" w:w="785"/>
           </w:tcPr>
           <w:p>
             <w:r>
@@ -3409,7 +3746,7 @@
         </w:tc>
         <w:tc>
           <w:tcPr>
-            <w:tcW w:type="dxa" w:w="864"/>
+            <w:tcW w:type="dxa" w:w="785"/>
           </w:tcPr>
           <w:p>
             <w:r>
@@ -3423,7 +3760,7 @@
         </w:tc>
         <w:tc>
           <w:tcPr>
-            <w:tcW w:type="dxa" w:w="864"/>
+            <w:tcW w:type="dxa" w:w="785"/>
           </w:tcPr>
           <w:p>
             <w:r>
@@ -3439,7 +3776,7 @@
       <w:tr>
         <w:tc>
           <w:tcPr>
-            <w:tcW w:type="dxa" w:w="864"/>
+            <w:tcW w:type="dxa" w:w="785"/>
           </w:tcPr>
           <w:p>
             <w:r>
@@ -3447,13 +3784,27 @@
                 <w:rFonts w:ascii="Times New Roman" w:hAnsi="Times New Roman"/>
                 <w:sz w:val="20"/>
               </w:rPr>
-              <w:t>('OIL', '3 — LSTM-SSE-t-Student (proposed)')</w:t>
+              <w:t>OIL</w:t>
             </w:r>
           </w:p>
         </w:tc>
         <w:tc>
           <w:tcPr>
-            <w:tcW w:type="dxa" w:w="864"/>
+            <w:tcW w:type="dxa" w:w="785"/>
+          </w:tcPr>
+          <w:p>
+            <w:r>
+              <w:rPr>
+                <w:rFonts w:ascii="Times New Roman" w:hAnsi="Times New Roman"/>
+                <w:sz w:val="20"/>
+              </w:rPr>
+              <w:t>3 — LSTM-SSE-t-Student (proposed)</w:t>
+            </w:r>
+          </w:p>
+        </w:tc>
+        <w:tc>
+          <w:tcPr>
+            <w:tcW w:type="dxa" w:w="785"/>
           </w:tcPr>
           <w:p>
             <w:r>
@@ -3467,7 +3818,7 @@
         </w:tc>
         <w:tc>
           <w:tcPr>
-            <w:tcW w:type="dxa" w:w="864"/>
+            <w:tcW w:type="dxa" w:w="785"/>
           </w:tcPr>
           <w:p>
             <w:r>
@@ -3481,7 +3832,7 @@
         </w:tc>
         <w:tc>
           <w:tcPr>
-            <w:tcW w:type="dxa" w:w="864"/>
+            <w:tcW w:type="dxa" w:w="785"/>
           </w:tcPr>
           <w:p>
             <w:r>
@@ -3495,7 +3846,7 @@
         </w:tc>
         <w:tc>
           <w:tcPr>
-            <w:tcW w:type="dxa" w:w="864"/>
+            <w:tcW w:type="dxa" w:w="785"/>
           </w:tcPr>
           <w:p>
             <w:r>
@@ -3509,7 +3860,7 @@
         </w:tc>
         <w:tc>
           <w:tcPr>
-            <w:tcW w:type="dxa" w:w="864"/>
+            <w:tcW w:type="dxa" w:w="785"/>
           </w:tcPr>
           <w:p>
             <w:r>
@@ -3523,7 +3874,7 @@
         </w:tc>
         <w:tc>
           <w:tcPr>
-            <w:tcW w:type="dxa" w:w="864"/>
+            <w:tcW w:type="dxa" w:w="785"/>
           </w:tcPr>
           <w:p>
             <w:r>
@@ -3537,7 +3888,7 @@
         </w:tc>
         <w:tc>
           <w:tcPr>
-            <w:tcW w:type="dxa" w:w="864"/>
+            <w:tcW w:type="dxa" w:w="785"/>
           </w:tcPr>
           <w:p>
             <w:r>
@@ -3545,13 +3896,13 @@
                 <w:rFonts w:ascii="Times New Roman" w:hAnsi="Times New Roman"/>
                 <w:sz w:val="20"/>
               </w:rPr>
-              <w:t>3.7383</w:t>
+              <w:t>3.2764</w:t>
             </w:r>
           </w:p>
         </w:tc>
         <w:tc>
           <w:tcPr>
-            <w:tcW w:type="dxa" w:w="864"/>
+            <w:tcW w:type="dxa" w:w="785"/>
           </w:tcPr>
           <w:p>
             <w:r>
@@ -3559,13 +3910,13 @@
                 <w:rFonts w:ascii="Times New Roman" w:hAnsi="Times New Roman"/>
                 <w:sz w:val="20"/>
               </w:rPr>
-              <w:t>-2.5040</w:t>
+              <w:t>-2.4362</w:t>
             </w:r>
           </w:p>
         </w:tc>
         <w:tc>
           <w:tcPr>
-            <w:tcW w:type="dxa" w:w="864"/>
+            <w:tcW w:type="dxa" w:w="785"/>
           </w:tcPr>
           <w:p>
             <w:r>

--- a/outputs/tables/TableB1_ablation_ladder.docx
+++ b/outputs/tables/TableB1_ablation_ladder.docx
@@ -664,162 +664,6 @@
                 <w:rFonts w:ascii="Times New Roman" w:hAnsi="Times New Roman"/>
                 <w:sz w:val="20"/>
               </w:rPr>
-              <w:t>BTC-USD</w:t>
-            </w:r>
-          </w:p>
-        </w:tc>
-        <w:tc>
-          <w:tcPr>
-            <w:tcW w:type="dxa" w:w="785"/>
-          </w:tcPr>
-          <w:p>
-            <w:r>
-              <w:rPr>
-                <w:rFonts w:ascii="Times New Roman" w:hAnsi="Times New Roman"/>
-                <w:sz w:val="20"/>
-              </w:rPr>
-              <w:t>3 — LSTM-SSE-t-Student (proposed)</w:t>
-            </w:r>
-          </w:p>
-        </w:tc>
-        <w:tc>
-          <w:tcPr>
-            <w:tcW w:type="dxa" w:w="785"/>
-          </w:tcPr>
-          <w:p>
-            <w:r>
-              <w:rPr>
-                <w:rFonts w:ascii="Times New Roman" w:hAnsi="Times New Roman"/>
-                <w:sz w:val="20"/>
-              </w:rPr>
-              <w:t>—</w:t>
-            </w:r>
-          </w:p>
-        </w:tc>
-        <w:tc>
-          <w:tcPr>
-            <w:tcW w:type="dxa" w:w="785"/>
-          </w:tcPr>
-          <w:p>
-            <w:r>
-              <w:rPr>
-                <w:rFonts w:ascii="Times New Roman" w:hAnsi="Times New Roman"/>
-                <w:sz w:val="20"/>
-              </w:rPr>
-              <w:t>—</w:t>
-            </w:r>
-          </w:p>
-        </w:tc>
-        <w:tc>
-          <w:tcPr>
-            <w:tcW w:type="dxa" w:w="785"/>
-          </w:tcPr>
-          <w:p>
-            <w:r>
-              <w:rPr>
-                <w:rFonts w:ascii="Times New Roman" w:hAnsi="Times New Roman"/>
-                <w:sz w:val="20"/>
-              </w:rPr>
-              <w:t>—</w:t>
-            </w:r>
-          </w:p>
-        </w:tc>
-        <w:tc>
-          <w:tcPr>
-            <w:tcW w:type="dxa" w:w="785"/>
-          </w:tcPr>
-          <w:p>
-            <w:r>
-              <w:rPr>
-                <w:rFonts w:ascii="Times New Roman" w:hAnsi="Times New Roman"/>
-                <w:sz w:val="20"/>
-              </w:rPr>
-              <w:t>—</w:t>
-            </w:r>
-          </w:p>
-        </w:tc>
-        <w:tc>
-          <w:tcPr>
-            <w:tcW w:type="dxa" w:w="785"/>
-          </w:tcPr>
-          <w:p>
-            <w:r>
-              <w:rPr>
-                <w:rFonts w:ascii="Times New Roman" w:hAnsi="Times New Roman"/>
-                <w:sz w:val="20"/>
-              </w:rPr>
-              <w:t>—</w:t>
-            </w:r>
-          </w:p>
-        </w:tc>
-        <w:tc>
-          <w:tcPr>
-            <w:tcW w:type="dxa" w:w="785"/>
-          </w:tcPr>
-          <w:p>
-            <w:r>
-              <w:rPr>
-                <w:rFonts w:ascii="Times New Roman" w:hAnsi="Times New Roman"/>
-                <w:sz w:val="20"/>
-              </w:rPr>
-              <w:t>—</w:t>
-            </w:r>
-          </w:p>
-        </w:tc>
-        <w:tc>
-          <w:tcPr>
-            <w:tcW w:type="dxa" w:w="785"/>
-          </w:tcPr>
-          <w:p>
-            <w:r>
-              <w:rPr>
-                <w:rFonts w:ascii="Times New Roman" w:hAnsi="Times New Roman"/>
-                <w:sz w:val="20"/>
-              </w:rPr>
-              <w:t>2.6084</w:t>
-            </w:r>
-          </w:p>
-        </w:tc>
-        <w:tc>
-          <w:tcPr>
-            <w:tcW w:type="dxa" w:w="785"/>
-          </w:tcPr>
-          <w:p>
-            <w:r>
-              <w:rPr>
-                <w:rFonts w:ascii="Times New Roman" w:hAnsi="Times New Roman"/>
-                <w:sz w:val="20"/>
-              </w:rPr>
-              <w:t>-2.1556</w:t>
-            </w:r>
-          </w:p>
-        </w:tc>
-        <w:tc>
-          <w:tcPr>
-            <w:tcW w:type="dxa" w:w="785"/>
-          </w:tcPr>
-          <w:p>
-            <w:r>
-              <w:rPr>
-                <w:rFonts w:ascii="Times New Roman" w:hAnsi="Times New Roman"/>
-                <w:sz w:val="20"/>
-              </w:rPr>
-              <w:t>—</w:t>
-            </w:r>
-          </w:p>
-        </w:tc>
-      </w:tr>
-      <w:tr>
-        <w:tc>
-          <w:tcPr>
-            <w:tcW w:type="dxa" w:w="785"/>
-          </w:tcPr>
-          <w:p>
-            <w:r>
-              <w:rPr>
-                <w:rFonts w:ascii="Times New Roman" w:hAnsi="Times New Roman"/>
-                <w:sz w:val="20"/>
-              </w:rPr>
               <w:t>ETH-USD</w:t>
             </w:r>
           </w:p>
@@ -1259,162 +1103,6 @@
                 <w:sz w:val="20"/>
               </w:rPr>
               <w:t>-2.6101</w:t>
-            </w:r>
-          </w:p>
-        </w:tc>
-        <w:tc>
-          <w:tcPr>
-            <w:tcW w:type="dxa" w:w="785"/>
-          </w:tcPr>
-          <w:p>
-            <w:r>
-              <w:rPr>
-                <w:rFonts w:ascii="Times New Roman" w:hAnsi="Times New Roman"/>
-                <w:sz w:val="20"/>
-              </w:rPr>
-              <w:t>—</w:t>
-            </w:r>
-          </w:p>
-        </w:tc>
-      </w:tr>
-      <w:tr>
-        <w:tc>
-          <w:tcPr>
-            <w:tcW w:type="dxa" w:w="785"/>
-          </w:tcPr>
-          <w:p>
-            <w:r>
-              <w:rPr>
-                <w:rFonts w:ascii="Times New Roman" w:hAnsi="Times New Roman"/>
-                <w:sz w:val="20"/>
-              </w:rPr>
-              <w:t>ETH-USD</w:t>
-            </w:r>
-          </w:p>
-        </w:tc>
-        <w:tc>
-          <w:tcPr>
-            <w:tcW w:type="dxa" w:w="785"/>
-          </w:tcPr>
-          <w:p>
-            <w:r>
-              <w:rPr>
-                <w:rFonts w:ascii="Times New Roman" w:hAnsi="Times New Roman"/>
-                <w:sz w:val="20"/>
-              </w:rPr>
-              <w:t>3 — LSTM-SSE-t-Student (proposed)</w:t>
-            </w:r>
-          </w:p>
-        </w:tc>
-        <w:tc>
-          <w:tcPr>
-            <w:tcW w:type="dxa" w:w="785"/>
-          </w:tcPr>
-          <w:p>
-            <w:r>
-              <w:rPr>
-                <w:rFonts w:ascii="Times New Roman" w:hAnsi="Times New Roman"/>
-                <w:sz w:val="20"/>
-              </w:rPr>
-              <w:t>—</w:t>
-            </w:r>
-          </w:p>
-        </w:tc>
-        <w:tc>
-          <w:tcPr>
-            <w:tcW w:type="dxa" w:w="785"/>
-          </w:tcPr>
-          <w:p>
-            <w:r>
-              <w:rPr>
-                <w:rFonts w:ascii="Times New Roman" w:hAnsi="Times New Roman"/>
-                <w:sz w:val="20"/>
-              </w:rPr>
-              <w:t>—</w:t>
-            </w:r>
-          </w:p>
-        </w:tc>
-        <w:tc>
-          <w:tcPr>
-            <w:tcW w:type="dxa" w:w="785"/>
-          </w:tcPr>
-          <w:p>
-            <w:r>
-              <w:rPr>
-                <w:rFonts w:ascii="Times New Roman" w:hAnsi="Times New Roman"/>
-                <w:sz w:val="20"/>
-              </w:rPr>
-              <w:t>—</w:t>
-            </w:r>
-          </w:p>
-        </w:tc>
-        <w:tc>
-          <w:tcPr>
-            <w:tcW w:type="dxa" w:w="785"/>
-          </w:tcPr>
-          <w:p>
-            <w:r>
-              <w:rPr>
-                <w:rFonts w:ascii="Times New Roman" w:hAnsi="Times New Roman"/>
-                <w:sz w:val="20"/>
-              </w:rPr>
-              <w:t>—</w:t>
-            </w:r>
-          </w:p>
-        </w:tc>
-        <w:tc>
-          <w:tcPr>
-            <w:tcW w:type="dxa" w:w="785"/>
-          </w:tcPr>
-          <w:p>
-            <w:r>
-              <w:rPr>
-                <w:rFonts w:ascii="Times New Roman" w:hAnsi="Times New Roman"/>
-                <w:sz w:val="20"/>
-              </w:rPr>
-              <w:t>—</w:t>
-            </w:r>
-          </w:p>
-        </w:tc>
-        <w:tc>
-          <w:tcPr>
-            <w:tcW w:type="dxa" w:w="785"/>
-          </w:tcPr>
-          <w:p>
-            <w:r>
-              <w:rPr>
-                <w:rFonts w:ascii="Times New Roman" w:hAnsi="Times New Roman"/>
-                <w:sz w:val="20"/>
-              </w:rPr>
-              <w:t>—</w:t>
-            </w:r>
-          </w:p>
-        </w:tc>
-        <w:tc>
-          <w:tcPr>
-            <w:tcW w:type="dxa" w:w="785"/>
-          </w:tcPr>
-          <w:p>
-            <w:r>
-              <w:rPr>
-                <w:rFonts w:ascii="Times New Roman" w:hAnsi="Times New Roman"/>
-                <w:sz w:val="20"/>
-              </w:rPr>
-              <w:t>3.4821</w:t>
-            </w:r>
-          </w:p>
-        </w:tc>
-        <w:tc>
-          <w:tcPr>
-            <w:tcW w:type="dxa" w:w="785"/>
-          </w:tcPr>
-          <w:p>
-            <w:r>
-              <w:rPr>
-                <w:rFonts w:ascii="Times New Roman" w:hAnsi="Times New Roman"/>
-                <w:sz w:val="20"/>
-              </w:rPr>
-              <w:t>-2.6087</w:t>
             </w:r>
           </w:p>
         </w:tc>
@@ -1912,162 +1600,6 @@
                 <w:rFonts w:ascii="Times New Roman" w:hAnsi="Times New Roman"/>
                 <w:sz w:val="20"/>
               </w:rPr>
-              <w:t>DJIA</w:t>
-            </w:r>
-          </w:p>
-        </w:tc>
-        <w:tc>
-          <w:tcPr>
-            <w:tcW w:type="dxa" w:w="785"/>
-          </w:tcPr>
-          <w:p>
-            <w:r>
-              <w:rPr>
-                <w:rFonts w:ascii="Times New Roman" w:hAnsi="Times New Roman"/>
-                <w:sz w:val="20"/>
-              </w:rPr>
-              <w:t>3 — LSTM-SSE-t-Student (proposed)</w:t>
-            </w:r>
-          </w:p>
-        </w:tc>
-        <w:tc>
-          <w:tcPr>
-            <w:tcW w:type="dxa" w:w="785"/>
-          </w:tcPr>
-          <w:p>
-            <w:r>
-              <w:rPr>
-                <w:rFonts w:ascii="Times New Roman" w:hAnsi="Times New Roman"/>
-                <w:sz w:val="20"/>
-              </w:rPr>
-              <w:t>—</w:t>
-            </w:r>
-          </w:p>
-        </w:tc>
-        <w:tc>
-          <w:tcPr>
-            <w:tcW w:type="dxa" w:w="785"/>
-          </w:tcPr>
-          <w:p>
-            <w:r>
-              <w:rPr>
-                <w:rFonts w:ascii="Times New Roman" w:hAnsi="Times New Roman"/>
-                <w:sz w:val="20"/>
-              </w:rPr>
-              <w:t>—</w:t>
-            </w:r>
-          </w:p>
-        </w:tc>
-        <w:tc>
-          <w:tcPr>
-            <w:tcW w:type="dxa" w:w="785"/>
-          </w:tcPr>
-          <w:p>
-            <w:r>
-              <w:rPr>
-                <w:rFonts w:ascii="Times New Roman" w:hAnsi="Times New Roman"/>
-                <w:sz w:val="20"/>
-              </w:rPr>
-              <w:t>—</w:t>
-            </w:r>
-          </w:p>
-        </w:tc>
-        <w:tc>
-          <w:tcPr>
-            <w:tcW w:type="dxa" w:w="785"/>
-          </w:tcPr>
-          <w:p>
-            <w:r>
-              <w:rPr>
-                <w:rFonts w:ascii="Times New Roman" w:hAnsi="Times New Roman"/>
-                <w:sz w:val="20"/>
-              </w:rPr>
-              <w:t>—</w:t>
-            </w:r>
-          </w:p>
-        </w:tc>
-        <w:tc>
-          <w:tcPr>
-            <w:tcW w:type="dxa" w:w="785"/>
-          </w:tcPr>
-          <w:p>
-            <w:r>
-              <w:rPr>
-                <w:rFonts w:ascii="Times New Roman" w:hAnsi="Times New Roman"/>
-                <w:sz w:val="20"/>
-              </w:rPr>
-              <w:t>—</w:t>
-            </w:r>
-          </w:p>
-        </w:tc>
-        <w:tc>
-          <w:tcPr>
-            <w:tcW w:type="dxa" w:w="785"/>
-          </w:tcPr>
-          <w:p>
-            <w:r>
-              <w:rPr>
-                <w:rFonts w:ascii="Times New Roman" w:hAnsi="Times New Roman"/>
-                <w:sz w:val="20"/>
-              </w:rPr>
-              <w:t>—</w:t>
-            </w:r>
-          </w:p>
-        </w:tc>
-        <w:tc>
-          <w:tcPr>
-            <w:tcW w:type="dxa" w:w="785"/>
-          </w:tcPr>
-          <w:p>
-            <w:r>
-              <w:rPr>
-                <w:rFonts w:ascii="Times New Roman" w:hAnsi="Times New Roman"/>
-                <w:sz w:val="20"/>
-              </w:rPr>
-              <w:t>0.6219</w:t>
-            </w:r>
-          </w:p>
-        </w:tc>
-        <w:tc>
-          <w:tcPr>
-            <w:tcW w:type="dxa" w:w="785"/>
-          </w:tcPr>
-          <w:p>
-            <w:r>
-              <w:rPr>
-                <w:rFonts w:ascii="Times New Roman" w:hAnsi="Times New Roman"/>
-                <w:sz w:val="20"/>
-              </w:rPr>
-              <w:t>-1.1889</w:t>
-            </w:r>
-          </w:p>
-        </w:tc>
-        <w:tc>
-          <w:tcPr>
-            <w:tcW w:type="dxa" w:w="785"/>
-          </w:tcPr>
-          <w:p>
-            <w:r>
-              <w:rPr>
-                <w:rFonts w:ascii="Times New Roman" w:hAnsi="Times New Roman"/>
-                <w:sz w:val="20"/>
-              </w:rPr>
-              <w:t>—</w:t>
-            </w:r>
-          </w:p>
-        </w:tc>
-      </w:tr>
-      <w:tr>
-        <w:tc>
-          <w:tcPr>
-            <w:tcW w:type="dxa" w:w="785"/>
-          </w:tcPr>
-          <w:p>
-            <w:r>
-              <w:rPr>
-                <w:rFonts w:ascii="Times New Roman" w:hAnsi="Times New Roman"/>
-                <w:sz w:val="20"/>
-              </w:rPr>
               <w:t>SP500</w:t>
             </w:r>
           </w:p>
@@ -2507,162 +2039,6 @@
                 <w:sz w:val="20"/>
               </w:rPr>
               <w:t>-1.1545</w:t>
-            </w:r>
-          </w:p>
-        </w:tc>
-        <w:tc>
-          <w:tcPr>
-            <w:tcW w:type="dxa" w:w="785"/>
-          </w:tcPr>
-          <w:p>
-            <w:r>
-              <w:rPr>
-                <w:rFonts w:ascii="Times New Roman" w:hAnsi="Times New Roman"/>
-                <w:sz w:val="20"/>
-              </w:rPr>
-              <w:t>—</w:t>
-            </w:r>
-          </w:p>
-        </w:tc>
-      </w:tr>
-      <w:tr>
-        <w:tc>
-          <w:tcPr>
-            <w:tcW w:type="dxa" w:w="785"/>
-          </w:tcPr>
-          <w:p>
-            <w:r>
-              <w:rPr>
-                <w:rFonts w:ascii="Times New Roman" w:hAnsi="Times New Roman"/>
-                <w:sz w:val="20"/>
-              </w:rPr>
-              <w:t>SP500</w:t>
-            </w:r>
-          </w:p>
-        </w:tc>
-        <w:tc>
-          <w:tcPr>
-            <w:tcW w:type="dxa" w:w="785"/>
-          </w:tcPr>
-          <w:p>
-            <w:r>
-              <w:rPr>
-                <w:rFonts w:ascii="Times New Roman" w:hAnsi="Times New Roman"/>
-                <w:sz w:val="20"/>
-              </w:rPr>
-              <w:t>3 — LSTM-SSE-t-Student (proposed)</w:t>
-            </w:r>
-          </w:p>
-        </w:tc>
-        <w:tc>
-          <w:tcPr>
-            <w:tcW w:type="dxa" w:w="785"/>
-          </w:tcPr>
-          <w:p>
-            <w:r>
-              <w:rPr>
-                <w:rFonts w:ascii="Times New Roman" w:hAnsi="Times New Roman"/>
-                <w:sz w:val="20"/>
-              </w:rPr>
-              <w:t>—</w:t>
-            </w:r>
-          </w:p>
-        </w:tc>
-        <w:tc>
-          <w:tcPr>
-            <w:tcW w:type="dxa" w:w="785"/>
-          </w:tcPr>
-          <w:p>
-            <w:r>
-              <w:rPr>
-                <w:rFonts w:ascii="Times New Roman" w:hAnsi="Times New Roman"/>
-                <w:sz w:val="20"/>
-              </w:rPr>
-              <w:t>—</w:t>
-            </w:r>
-          </w:p>
-        </w:tc>
-        <w:tc>
-          <w:tcPr>
-            <w:tcW w:type="dxa" w:w="785"/>
-          </w:tcPr>
-          <w:p>
-            <w:r>
-              <w:rPr>
-                <w:rFonts w:ascii="Times New Roman" w:hAnsi="Times New Roman"/>
-                <w:sz w:val="20"/>
-              </w:rPr>
-              <w:t>—</w:t>
-            </w:r>
-          </w:p>
-        </w:tc>
-        <w:tc>
-          <w:tcPr>
-            <w:tcW w:type="dxa" w:w="785"/>
-          </w:tcPr>
-          <w:p>
-            <w:r>
-              <w:rPr>
-                <w:rFonts w:ascii="Times New Roman" w:hAnsi="Times New Roman"/>
-                <w:sz w:val="20"/>
-              </w:rPr>
-              <w:t>—</w:t>
-            </w:r>
-          </w:p>
-        </w:tc>
-        <w:tc>
-          <w:tcPr>
-            <w:tcW w:type="dxa" w:w="785"/>
-          </w:tcPr>
-          <w:p>
-            <w:r>
-              <w:rPr>
-                <w:rFonts w:ascii="Times New Roman" w:hAnsi="Times New Roman"/>
-                <w:sz w:val="20"/>
-              </w:rPr>
-              <w:t>—</w:t>
-            </w:r>
-          </w:p>
-        </w:tc>
-        <w:tc>
-          <w:tcPr>
-            <w:tcW w:type="dxa" w:w="785"/>
-          </w:tcPr>
-          <w:p>
-            <w:r>
-              <w:rPr>
-                <w:rFonts w:ascii="Times New Roman" w:hAnsi="Times New Roman"/>
-                <w:sz w:val="20"/>
-              </w:rPr>
-              <w:t>—</w:t>
-            </w:r>
-          </w:p>
-        </w:tc>
-        <w:tc>
-          <w:tcPr>
-            <w:tcW w:type="dxa" w:w="785"/>
-          </w:tcPr>
-          <w:p>
-            <w:r>
-              <w:rPr>
-                <w:rFonts w:ascii="Times New Roman" w:hAnsi="Times New Roman"/>
-                <w:sz w:val="20"/>
-              </w:rPr>
-              <w:t>0.6331</w:t>
-            </w:r>
-          </w:p>
-        </w:tc>
-        <w:tc>
-          <w:tcPr>
-            <w:tcW w:type="dxa" w:w="785"/>
-          </w:tcPr>
-          <w:p>
-            <w:r>
-              <w:rPr>
-                <w:rFonts w:ascii="Times New Roman" w:hAnsi="Times New Roman"/>
-                <w:sz w:val="20"/>
-              </w:rPr>
-              <w:t>-1.1886</w:t>
             </w:r>
           </w:p>
         </w:tc>
@@ -3160,162 +2536,6 @@
                 <w:rFonts w:ascii="Times New Roman" w:hAnsi="Times New Roman"/>
                 <w:sz w:val="20"/>
               </w:rPr>
-              <w:t>GOLD</w:t>
-            </w:r>
-          </w:p>
-        </w:tc>
-        <w:tc>
-          <w:tcPr>
-            <w:tcW w:type="dxa" w:w="785"/>
-          </w:tcPr>
-          <w:p>
-            <w:r>
-              <w:rPr>
-                <w:rFonts w:ascii="Times New Roman" w:hAnsi="Times New Roman"/>
-                <w:sz w:val="20"/>
-              </w:rPr>
-              <w:t>3 — LSTM-SSE-t-Student (proposed)</w:t>
-            </w:r>
-          </w:p>
-        </w:tc>
-        <w:tc>
-          <w:tcPr>
-            <w:tcW w:type="dxa" w:w="785"/>
-          </w:tcPr>
-          <w:p>
-            <w:r>
-              <w:rPr>
-                <w:rFonts w:ascii="Times New Roman" w:hAnsi="Times New Roman"/>
-                <w:sz w:val="20"/>
-              </w:rPr>
-              <w:t>—</w:t>
-            </w:r>
-          </w:p>
-        </w:tc>
-        <w:tc>
-          <w:tcPr>
-            <w:tcW w:type="dxa" w:w="785"/>
-          </w:tcPr>
-          <w:p>
-            <w:r>
-              <w:rPr>
-                <w:rFonts w:ascii="Times New Roman" w:hAnsi="Times New Roman"/>
-                <w:sz w:val="20"/>
-              </w:rPr>
-              <w:t>—</w:t>
-            </w:r>
-          </w:p>
-        </w:tc>
-        <w:tc>
-          <w:tcPr>
-            <w:tcW w:type="dxa" w:w="785"/>
-          </w:tcPr>
-          <w:p>
-            <w:r>
-              <w:rPr>
-                <w:rFonts w:ascii="Times New Roman" w:hAnsi="Times New Roman"/>
-                <w:sz w:val="20"/>
-              </w:rPr>
-              <w:t>—</w:t>
-            </w:r>
-          </w:p>
-        </w:tc>
-        <w:tc>
-          <w:tcPr>
-            <w:tcW w:type="dxa" w:w="785"/>
-          </w:tcPr>
-          <w:p>
-            <w:r>
-              <w:rPr>
-                <w:rFonts w:ascii="Times New Roman" w:hAnsi="Times New Roman"/>
-                <w:sz w:val="20"/>
-              </w:rPr>
-              <w:t>—</w:t>
-            </w:r>
-          </w:p>
-        </w:tc>
-        <w:tc>
-          <w:tcPr>
-            <w:tcW w:type="dxa" w:w="785"/>
-          </w:tcPr>
-          <w:p>
-            <w:r>
-              <w:rPr>
-                <w:rFonts w:ascii="Times New Roman" w:hAnsi="Times New Roman"/>
-                <w:sz w:val="20"/>
-              </w:rPr>
-              <w:t>—</w:t>
-            </w:r>
-          </w:p>
-        </w:tc>
-        <w:tc>
-          <w:tcPr>
-            <w:tcW w:type="dxa" w:w="785"/>
-          </w:tcPr>
-          <w:p>
-            <w:r>
-              <w:rPr>
-                <w:rFonts w:ascii="Times New Roman" w:hAnsi="Times New Roman"/>
-                <w:sz w:val="20"/>
-              </w:rPr>
-              <w:t>—</w:t>
-            </w:r>
-          </w:p>
-        </w:tc>
-        <w:tc>
-          <w:tcPr>
-            <w:tcW w:type="dxa" w:w="785"/>
-          </w:tcPr>
-          <w:p>
-            <w:r>
-              <w:rPr>
-                <w:rFonts w:ascii="Times New Roman" w:hAnsi="Times New Roman"/>
-                <w:sz w:val="20"/>
-              </w:rPr>
-              <w:t>2.8735</w:t>
-            </w:r>
-          </w:p>
-        </w:tc>
-        <w:tc>
-          <w:tcPr>
-            <w:tcW w:type="dxa" w:w="785"/>
-          </w:tcPr>
-          <w:p>
-            <w:r>
-              <w:rPr>
-                <w:rFonts w:ascii="Times New Roman" w:hAnsi="Times New Roman"/>
-                <w:sz w:val="20"/>
-              </w:rPr>
-              <w:t>-1.9826</w:t>
-            </w:r>
-          </w:p>
-        </w:tc>
-        <w:tc>
-          <w:tcPr>
-            <w:tcW w:type="dxa" w:w="785"/>
-          </w:tcPr>
-          <w:p>
-            <w:r>
-              <w:rPr>
-                <w:rFonts w:ascii="Times New Roman" w:hAnsi="Times New Roman"/>
-                <w:sz w:val="20"/>
-              </w:rPr>
-              <w:t>—</w:t>
-            </w:r>
-          </w:p>
-        </w:tc>
-      </w:tr>
-      <w:tr>
-        <w:tc>
-          <w:tcPr>
-            <w:tcW w:type="dxa" w:w="785"/>
-          </w:tcPr>
-          <w:p>
-            <w:r>
-              <w:rPr>
-                <w:rFonts w:ascii="Times New Roman" w:hAnsi="Times New Roman"/>
-                <w:sz w:val="20"/>
-              </w:rPr>
               <w:t>OIL</w:t>
             </w:r>
           </w:p>
@@ -3773,162 +2993,6 @@
           </w:p>
         </w:tc>
       </w:tr>
-      <w:tr>
-        <w:tc>
-          <w:tcPr>
-            <w:tcW w:type="dxa" w:w="785"/>
-          </w:tcPr>
-          <w:p>
-            <w:r>
-              <w:rPr>
-                <w:rFonts w:ascii="Times New Roman" w:hAnsi="Times New Roman"/>
-                <w:sz w:val="20"/>
-              </w:rPr>
-              <w:t>OIL</w:t>
-            </w:r>
-          </w:p>
-        </w:tc>
-        <w:tc>
-          <w:tcPr>
-            <w:tcW w:type="dxa" w:w="785"/>
-          </w:tcPr>
-          <w:p>
-            <w:r>
-              <w:rPr>
-                <w:rFonts w:ascii="Times New Roman" w:hAnsi="Times New Roman"/>
-                <w:sz w:val="20"/>
-              </w:rPr>
-              <w:t>3 — LSTM-SSE-t-Student (proposed)</w:t>
-            </w:r>
-          </w:p>
-        </w:tc>
-        <w:tc>
-          <w:tcPr>
-            <w:tcW w:type="dxa" w:w="785"/>
-          </w:tcPr>
-          <w:p>
-            <w:r>
-              <w:rPr>
-                <w:rFonts w:ascii="Times New Roman" w:hAnsi="Times New Roman"/>
-                <w:sz w:val="20"/>
-              </w:rPr>
-              <w:t>—</w:t>
-            </w:r>
-          </w:p>
-        </w:tc>
-        <w:tc>
-          <w:tcPr>
-            <w:tcW w:type="dxa" w:w="785"/>
-          </w:tcPr>
-          <w:p>
-            <w:r>
-              <w:rPr>
-                <w:rFonts w:ascii="Times New Roman" w:hAnsi="Times New Roman"/>
-                <w:sz w:val="20"/>
-              </w:rPr>
-              <w:t>—</w:t>
-            </w:r>
-          </w:p>
-        </w:tc>
-        <w:tc>
-          <w:tcPr>
-            <w:tcW w:type="dxa" w:w="785"/>
-          </w:tcPr>
-          <w:p>
-            <w:r>
-              <w:rPr>
-                <w:rFonts w:ascii="Times New Roman" w:hAnsi="Times New Roman"/>
-                <w:sz w:val="20"/>
-              </w:rPr>
-              <w:t>—</w:t>
-            </w:r>
-          </w:p>
-        </w:tc>
-        <w:tc>
-          <w:tcPr>
-            <w:tcW w:type="dxa" w:w="785"/>
-          </w:tcPr>
-          <w:p>
-            <w:r>
-              <w:rPr>
-                <w:rFonts w:ascii="Times New Roman" w:hAnsi="Times New Roman"/>
-                <w:sz w:val="20"/>
-              </w:rPr>
-              <w:t>—</w:t>
-            </w:r>
-          </w:p>
-        </w:tc>
-        <w:tc>
-          <w:tcPr>
-            <w:tcW w:type="dxa" w:w="785"/>
-          </w:tcPr>
-          <w:p>
-            <w:r>
-              <w:rPr>
-                <w:rFonts w:ascii="Times New Roman" w:hAnsi="Times New Roman"/>
-                <w:sz w:val="20"/>
-              </w:rPr>
-              <w:t>—</w:t>
-            </w:r>
-          </w:p>
-        </w:tc>
-        <w:tc>
-          <w:tcPr>
-            <w:tcW w:type="dxa" w:w="785"/>
-          </w:tcPr>
-          <w:p>
-            <w:r>
-              <w:rPr>
-                <w:rFonts w:ascii="Times New Roman" w:hAnsi="Times New Roman"/>
-                <w:sz w:val="20"/>
-              </w:rPr>
-              <w:t>—</w:t>
-            </w:r>
-          </w:p>
-        </w:tc>
-        <w:tc>
-          <w:tcPr>
-            <w:tcW w:type="dxa" w:w="785"/>
-          </w:tcPr>
-          <w:p>
-            <w:r>
-              <w:rPr>
-                <w:rFonts w:ascii="Times New Roman" w:hAnsi="Times New Roman"/>
-                <w:sz w:val="20"/>
-              </w:rPr>
-              <w:t>3.2764</w:t>
-            </w:r>
-          </w:p>
-        </w:tc>
-        <w:tc>
-          <w:tcPr>
-            <w:tcW w:type="dxa" w:w="785"/>
-          </w:tcPr>
-          <w:p>
-            <w:r>
-              <w:rPr>
-                <w:rFonts w:ascii="Times New Roman" w:hAnsi="Times New Roman"/>
-                <w:sz w:val="20"/>
-              </w:rPr>
-              <w:t>-2.4362</w:t>
-            </w:r>
-          </w:p>
-        </w:tc>
-        <w:tc>
-          <w:tcPr>
-            <w:tcW w:type="dxa" w:w="785"/>
-          </w:tcPr>
-          <w:p>
-            <w:r>
-              <w:rPr>
-                <w:rFonts w:ascii="Times New Roman" w:hAnsi="Times New Roman"/>
-                <w:sz w:val="20"/>
-              </w:rPr>
-              <w:t>—</w:t>
-            </w:r>
-          </w:p>
-        </w:tc>
-      </w:tr>
     </w:tbl>
     <w:p>
       <w:r>
@@ -3936,7 +3000,7 @@
           <w:i/>
           <w:sz w:val="18"/>
         </w:rPr>
-        <w:t>Note: Rung 0: GARCH(1,1)-t maximum likelihood (reference). Rung 1: single-unit LSTM cell with input/forget gates held constant-but-trainable (kernels fixed at zero), output gate identically 1, initial cell state fixed, trained by pure Student-t log-likelihood (L-BFGS-B) from a neutral start (alpha0=0.05, beta0=0.85) -- NOT the GARCH answer -- so recovering alpha\_hat, beta\_hat is a genuine, non-circular test of Proposition 2 (see logs/proposition2\_check.log for the PASS/FAIL verdict per series, tolerance 10\% relative error). Rungs 2-3 report the already-trained LSTM-SSE / LSTM-SSE-t-Student models as-is; their gate statistics (analogous to alpha, beta under Proposition 2's mapping) are in Table 11, not duplicated here. Half-life = ln(0.5)/ln(beta). QLIKE and LL\_t evaluated OOS on the test split.</w:t>
+        <w:t>Note: Rung 0: GARCH(1,1)-t maximum likelihood (reference). Rung 1: single-unit LSTM cell with input/forget gates held constant-but-trainable (kernels fixed at zero), output gate identically 1, initial cell state fixed, trained by pure Student-t log-likelihood (L-BFGS-B) from a neutral start (alpha0=0.05, beta0=0.85) -- NOT the GARCH answer -- so recovering alpha\_hat, beta\_hat is a genuine, non-circular test of Proposition 2 (see logs/proposition2\_check.log for the PASS/FAIL verdict per series, tolerance 10\% relative error). Rung 2 reports the already-trained LSTM-SSE model as-is; its gate statistics (analogous to alpha, beta under Proposition 2's mapping) are in Table 11, not duplicated here. Half-life = ln(0.5)/ln(beta). QLIKE and LL\_t evaluated OOS on the test split.</w:t>
       </w:r>
     </w:p>
     <w:sectPr>
